--- a/南网新一代20260226校对/宽带双模通信模块（通感一体物联版）相关测试命令定义_增加相关接口.docx
+++ b/南网新一代20260226校对/宽带双模通信模块（通感一体物联版）相关测试命令定义_增加相关接口.docx
@@ -3939,6 +3939,12 @@
             <w:insideH w:val="single" w:color="auto" w:sz="4" w:space="0"/>
             <w:insideV w:val="single" w:color="auto" w:sz="4" w:space="0"/>
           </w:tblBorders>
+          <w:tblCellMar>
+            <w:top w:w="0" w:type="dxa"/>
+            <w:left w:w="108" w:type="dxa"/>
+            <w:bottom w:w="0" w:type="dxa"/>
+            <w:right w:w="108" w:type="dxa"/>
+          </w:tblCellMar>
         </w:tblPrEx>
         <w:tc>
           <w:tcPr>
@@ -5475,6 +5481,11 @@
             </w:r>
           </w:p>
           <w:commentRangeEnd w:id="1"/>
+          <w:p>
+            <w:r>
+              <w:commentReference w:id="1"/>
+            </w:r>
+          </w:p>
         </w:tc>
         <w:tc>
           <w:tcPr>
@@ -5484,9 +5495,6 @@
             <w:pPr>
               <w:jc w:val="center"/>
             </w:pPr>
-            <w:r>
-              <w:commentReference w:id="1"/>
-            </w:r>
           </w:p>
         </w:tc>
       </w:tr>
@@ -6914,2644 +6922,240 @@
       </w:r>
     </w:p>
     <w:p>
-      <w:r>
-        <w:rPr>
-          <w:rFonts w:hint="eastAsia"/>
-          <w:snapToGrid/>
-          <w:szCs w:val="20"/>
-        </w:rPr>
-        <w:t>表示配置</w:t>
-      </w:r>
-      <w:r>
-        <w:rPr>
-          <w:snapToGrid/>
-          <w:szCs w:val="20"/>
-        </w:rPr>
-        <w:t>OFDMA</w:t>
-      </w:r>
-      <w:r>
-        <w:rPr>
-          <w:rFonts w:hint="eastAsia"/>
-          <w:snapToGrid/>
-          <w:szCs w:val="20"/>
-        </w:rPr>
-        <w:t>物理层测试多用户信息</w:t>
-      </w:r>
-      <w:r>
-        <w:rPr>
-          <w:snapToGrid/>
-          <w:szCs w:val="20"/>
-        </w:rPr>
-        <w:t>命令</w:t>
-      </w:r>
-      <w:r>
-        <w:rPr>
-          <w:rFonts w:hint="eastAsia"/>
-          <w:snapToGrid/>
-          <w:szCs w:val="20"/>
-        </w:rPr>
-        <w:t>，待测设备收到此命令之后，配置站点和R</w:t>
-      </w:r>
-      <w:r>
-        <w:rPr>
-          <w:snapToGrid/>
-          <w:szCs w:val="20"/>
-        </w:rPr>
-        <w:t>U</w:t>
-      </w:r>
-      <w:r>
-        <w:rPr>
-          <w:rFonts w:hint="eastAsia"/>
-          <w:snapToGrid/>
-          <w:szCs w:val="20"/>
-        </w:rPr>
-        <w:t>等信息，该命令的扩展内容如下：</w:t>
+      <w:pPr>
+        <w:rPr>
+          <w:rFonts w:hint="eastAsia" w:eastAsia="宋体"/>
+          <w:snapToGrid/>
+          <w:szCs w:val="20"/>
+          <w:lang w:eastAsia="zh-CN"/>
+        </w:rPr>
+      </w:pPr>
+      <w:r>
+        <w:rPr>
+          <w:rFonts w:hint="eastAsia" w:eastAsia="宋体"/>
+          <w:snapToGrid/>
+          <w:szCs w:val="20"/>
+          <w:lang w:eastAsia="zh-CN"/>
+        </w:rPr>
+        <w:drawing>
+          <wp:inline distT="0" distB="0" distL="114300" distR="114300">
+            <wp:extent cx="5271770" cy="4202430"/>
+            <wp:effectExtent l="0" t="0" r="5080" b="7620"/>
+            <wp:docPr id="3" name="图片 3" descr="4d9888ed5c5e40c94e6312992cf53374"/>
+            <wp:cNvGraphicFramePr>
+              <a:graphicFrameLocks xmlns:a="http://schemas.openxmlformats.org/drawingml/2006/main" noChangeAspect="1"/>
+            </wp:cNvGraphicFramePr>
+            <a:graphic xmlns:a="http://schemas.openxmlformats.org/drawingml/2006/main">
+              <a:graphicData uri="http://schemas.openxmlformats.org/drawingml/2006/picture">
+                <pic:pic xmlns:pic="http://schemas.openxmlformats.org/drawingml/2006/picture">
+                  <pic:nvPicPr>
+                    <pic:cNvPr id="3" name="图片 3" descr="4d9888ed5c5e40c94e6312992cf53374"/>
+                    <pic:cNvPicPr>
+                      <a:picLocks noChangeAspect="1"/>
+                    </pic:cNvPicPr>
+                  </pic:nvPicPr>
+                  <pic:blipFill>
+                    <a:blip r:embed="rId12"/>
+                    <a:stretch>
+                      <a:fillRect/>
+                    </a:stretch>
+                  </pic:blipFill>
+                  <pic:spPr>
+                    <a:xfrm>
+                      <a:off x="0" y="0"/>
+                      <a:ext cx="5271770" cy="4202430"/>
+                    </a:xfrm>
+                    <a:prstGeom prst="rect">
+                      <a:avLst/>
+                    </a:prstGeom>
+                  </pic:spPr>
+                </pic:pic>
+              </a:graphicData>
+            </a:graphic>
+          </wp:inline>
+        </w:drawing>
+      </w:r>
+      <w:r>
+        <w:rPr>
+          <w:rFonts w:hint="eastAsia" w:eastAsia="宋体"/>
+          <w:snapToGrid/>
+          <w:szCs w:val="20"/>
+          <w:lang w:eastAsia="zh-CN"/>
+        </w:rPr>
+        <w:drawing>
+          <wp:inline distT="0" distB="0" distL="114300" distR="114300">
+            <wp:extent cx="4965700" cy="2889250"/>
+            <wp:effectExtent l="0" t="0" r="6350" b="6350"/>
+            <wp:docPr id="4" name="图片 4" descr="c300dddbc5f402cc3737d69115069aa4"/>
+            <wp:cNvGraphicFramePr>
+              <a:graphicFrameLocks xmlns:a="http://schemas.openxmlformats.org/drawingml/2006/main" noChangeAspect="1"/>
+            </wp:cNvGraphicFramePr>
+            <a:graphic xmlns:a="http://schemas.openxmlformats.org/drawingml/2006/main">
+              <a:graphicData uri="http://schemas.openxmlformats.org/drawingml/2006/picture">
+                <pic:pic xmlns:pic="http://schemas.openxmlformats.org/drawingml/2006/picture">
+                  <pic:nvPicPr>
+                    <pic:cNvPr id="4" name="图片 4" descr="c300dddbc5f402cc3737d69115069aa4"/>
+                    <pic:cNvPicPr>
+                      <a:picLocks noChangeAspect="1"/>
+                    </pic:cNvPicPr>
+                  </pic:nvPicPr>
+                  <pic:blipFill>
+                    <a:blip r:embed="rId13"/>
+                    <a:stretch>
+                      <a:fillRect/>
+                    </a:stretch>
+                  </pic:blipFill>
+                  <pic:spPr>
+                    <a:xfrm>
+                      <a:off x="0" y="0"/>
+                      <a:ext cx="4965700" cy="2889250"/>
+                    </a:xfrm>
+                    <a:prstGeom prst="rect">
+                      <a:avLst/>
+                    </a:prstGeom>
+                  </pic:spPr>
+                </pic:pic>
+              </a:graphicData>
+            </a:graphic>
+          </wp:inline>
+        </w:drawing>
+      </w:r>
+      <w:r>
+        <w:rPr>
+          <w:rFonts w:hint="eastAsia" w:eastAsia="宋体"/>
+          <w:snapToGrid/>
+          <w:szCs w:val="20"/>
+          <w:lang w:eastAsia="zh-CN"/>
+        </w:rPr>
+        <w:drawing>
+          <wp:inline distT="0" distB="0" distL="114300" distR="114300">
+            <wp:extent cx="5092700" cy="2139950"/>
+            <wp:effectExtent l="0" t="0" r="12700" b="12700"/>
+            <wp:docPr id="5" name="图片 5" descr="ee06f807fe423a9c697e805ea56bb157"/>
+            <wp:cNvGraphicFramePr>
+              <a:graphicFrameLocks xmlns:a="http://schemas.openxmlformats.org/drawingml/2006/main" noChangeAspect="1"/>
+            </wp:cNvGraphicFramePr>
+            <a:graphic xmlns:a="http://schemas.openxmlformats.org/drawingml/2006/main">
+              <a:graphicData uri="http://schemas.openxmlformats.org/drawingml/2006/picture">
+                <pic:pic xmlns:pic="http://schemas.openxmlformats.org/drawingml/2006/picture">
+                  <pic:nvPicPr>
+                    <pic:cNvPr id="5" name="图片 5" descr="ee06f807fe423a9c697e805ea56bb157"/>
+                    <pic:cNvPicPr>
+                      <a:picLocks noChangeAspect="1"/>
+                    </pic:cNvPicPr>
+                  </pic:nvPicPr>
+                  <pic:blipFill>
+                    <a:blip r:embed="rId14"/>
+                    <a:stretch>
+                      <a:fillRect/>
+                    </a:stretch>
+                  </pic:blipFill>
+                  <pic:spPr>
+                    <a:xfrm>
+                      <a:off x="0" y="0"/>
+                      <a:ext cx="5092700" cy="2139950"/>
+                    </a:xfrm>
+                    <a:prstGeom prst="rect">
+                      <a:avLst/>
+                    </a:prstGeom>
+                  </pic:spPr>
+                </pic:pic>
+              </a:graphicData>
+            </a:graphic>
+          </wp:inline>
+        </w:drawing>
+      </w:r>
+      <w:r>
+        <w:rPr>
+          <w:rFonts w:hint="eastAsia" w:eastAsia="宋体"/>
+          <w:snapToGrid/>
+          <w:szCs w:val="20"/>
+          <w:lang w:eastAsia="zh-CN"/>
+        </w:rPr>
+        <w:drawing>
+          <wp:inline distT="0" distB="0" distL="114300" distR="114300">
+            <wp:extent cx="5269230" cy="5438775"/>
+            <wp:effectExtent l="0" t="0" r="7620" b="9525"/>
+            <wp:docPr id="6" name="图片 6" descr="30f1282c099326a61ba3f0d1ce43f821"/>
+            <wp:cNvGraphicFramePr>
+              <a:graphicFrameLocks xmlns:a="http://schemas.openxmlformats.org/drawingml/2006/main" noChangeAspect="1"/>
+            </wp:cNvGraphicFramePr>
+            <a:graphic xmlns:a="http://schemas.openxmlformats.org/drawingml/2006/main">
+              <a:graphicData uri="http://schemas.openxmlformats.org/drawingml/2006/picture">
+                <pic:pic xmlns:pic="http://schemas.openxmlformats.org/drawingml/2006/picture">
+                  <pic:nvPicPr>
+                    <pic:cNvPr id="6" name="图片 6" descr="30f1282c099326a61ba3f0d1ce43f821"/>
+                    <pic:cNvPicPr>
+                      <a:picLocks noChangeAspect="1"/>
+                    </pic:cNvPicPr>
+                  </pic:nvPicPr>
+                  <pic:blipFill>
+                    <a:blip r:embed="rId15"/>
+                    <a:stretch>
+                      <a:fillRect/>
+                    </a:stretch>
+                  </pic:blipFill>
+                  <pic:spPr>
+                    <a:xfrm>
+                      <a:off x="0" y="0"/>
+                      <a:ext cx="5269230" cy="5438775"/>
+                    </a:xfrm>
+                    <a:prstGeom prst="rect">
+                      <a:avLst/>
+                    </a:prstGeom>
+                  </pic:spPr>
+                </pic:pic>
+              </a:graphicData>
+            </a:graphic>
+          </wp:inline>
+        </w:drawing>
+      </w:r>
+      <w:r>
+        <w:rPr>
+          <w:rFonts w:hint="eastAsia" w:eastAsia="宋体"/>
+          <w:snapToGrid/>
+          <w:szCs w:val="20"/>
+          <w:lang w:eastAsia="zh-CN"/>
+        </w:rPr>
+        <w:drawing>
+          <wp:inline distT="0" distB="0" distL="114300" distR="114300">
+            <wp:extent cx="5003800" cy="4038600"/>
+            <wp:effectExtent l="0" t="0" r="6350" b="0"/>
+            <wp:docPr id="7" name="图片 7" descr="98fc8714adcd5971e2842215fcded8c0"/>
+            <wp:cNvGraphicFramePr>
+              <a:graphicFrameLocks xmlns:a="http://schemas.openxmlformats.org/drawingml/2006/main" noChangeAspect="1"/>
+            </wp:cNvGraphicFramePr>
+            <a:graphic xmlns:a="http://schemas.openxmlformats.org/drawingml/2006/main">
+              <a:graphicData uri="http://schemas.openxmlformats.org/drawingml/2006/picture">
+                <pic:pic xmlns:pic="http://schemas.openxmlformats.org/drawingml/2006/picture">
+                  <pic:nvPicPr>
+                    <pic:cNvPr id="7" name="图片 7" descr="98fc8714adcd5971e2842215fcded8c0"/>
+                    <pic:cNvPicPr>
+                      <a:picLocks noChangeAspect="1"/>
+                    </pic:cNvPicPr>
+                  </pic:nvPicPr>
+                  <pic:blipFill>
+                    <a:blip r:embed="rId16"/>
+                    <a:stretch>
+                      <a:fillRect/>
+                    </a:stretch>
+                  </pic:blipFill>
+                  <pic:spPr>
+                    <a:xfrm>
+                      <a:off x="0" y="0"/>
+                      <a:ext cx="5003800" cy="4038600"/>
+                    </a:xfrm>
+                    <a:prstGeom prst="rect">
+                      <a:avLst/>
+                    </a:prstGeom>
+                  </pic:spPr>
+                </pic:pic>
+              </a:graphicData>
+            </a:graphic>
+          </wp:inline>
+        </w:drawing>
       </w:r>
     </w:p>
-    <w:tbl>
-      <w:tblPr>
-        <w:tblStyle w:val="10"/>
-        <w:tblW w:w="0" w:type="auto"/>
-        <w:tblInd w:w="0" w:type="dxa"/>
-        <w:tblBorders>
-          <w:top w:val="single" w:color="auto" w:sz="4" w:space="0"/>
-          <w:left w:val="single" w:color="auto" w:sz="4" w:space="0"/>
-          <w:bottom w:val="single" w:color="auto" w:sz="4" w:space="0"/>
-          <w:right w:val="single" w:color="auto" w:sz="4" w:space="0"/>
-          <w:insideH w:val="single" w:color="auto" w:sz="4" w:space="0"/>
-          <w:insideV w:val="single" w:color="auto" w:sz="4" w:space="0"/>
-        </w:tblBorders>
-        <w:tblLayout w:type="autofit"/>
-        <w:tblCellMar>
-          <w:top w:w="0" w:type="dxa"/>
-          <w:left w:w="108" w:type="dxa"/>
-          <w:bottom w:w="0" w:type="dxa"/>
-          <w:right w:w="108" w:type="dxa"/>
-        </w:tblCellMar>
-      </w:tblPr>
-      <w:tblGrid>
-        <w:gridCol w:w="1783"/>
-        <w:gridCol w:w="1189"/>
-        <w:gridCol w:w="1559"/>
-        <w:gridCol w:w="1418"/>
-        <w:gridCol w:w="2347"/>
-      </w:tblGrid>
-      <w:tr>
-        <w:tblPrEx>
-          <w:tblBorders>
-            <w:top w:val="single" w:color="auto" w:sz="4" w:space="0"/>
-            <w:left w:val="single" w:color="auto" w:sz="4" w:space="0"/>
-            <w:bottom w:val="single" w:color="auto" w:sz="4" w:space="0"/>
-            <w:right w:val="single" w:color="auto" w:sz="4" w:space="0"/>
-            <w:insideH w:val="single" w:color="auto" w:sz="4" w:space="0"/>
-            <w:insideV w:val="single" w:color="auto" w:sz="4" w:space="0"/>
-          </w:tblBorders>
-          <w:tblCellMar>
-            <w:top w:w="0" w:type="dxa"/>
-            <w:left w:w="108" w:type="dxa"/>
-            <w:bottom w:w="0" w:type="dxa"/>
-            <w:right w:w="108" w:type="dxa"/>
-          </w:tblCellMar>
-        </w:tblPrEx>
-        <w:tc>
-          <w:tcPr>
-            <w:tcW w:w="1783" w:type="dxa"/>
-            <w:vAlign w:val="center"/>
-          </w:tcPr>
-          <w:p>
-            <w:pPr>
-              <w:widowControl/>
-              <w:tabs>
-                <w:tab w:val="center" w:pos="4201"/>
-                <w:tab w:val="right" w:leader="dot" w:pos="9298"/>
-              </w:tabs>
-              <w:autoSpaceDE/>
-              <w:autoSpaceDN/>
-              <w:adjustRightInd/>
-              <w:spacing w:before="312" w:line="240" w:lineRule="auto"/>
-              <w:jc w:val="center"/>
-              <w:rPr>
-                <w:snapToGrid/>
-                <w:szCs w:val="22"/>
-              </w:rPr>
-            </w:pPr>
-            <w:r>
-              <w:rPr>
-                <w:rFonts w:hint="eastAsia"/>
-                <w:snapToGrid/>
-                <w:szCs w:val="22"/>
-              </w:rPr>
-              <w:t>域</w:t>
-            </w:r>
-          </w:p>
-        </w:tc>
-        <w:tc>
-          <w:tcPr>
-            <w:tcW w:w="1189" w:type="dxa"/>
-            <w:vAlign w:val="center"/>
-          </w:tcPr>
-          <w:p>
-            <w:pPr>
-              <w:widowControl/>
-              <w:tabs>
-                <w:tab w:val="center" w:pos="4201"/>
-                <w:tab w:val="right" w:leader="dot" w:pos="9298"/>
-              </w:tabs>
-              <w:autoSpaceDE/>
-              <w:autoSpaceDN/>
-              <w:adjustRightInd/>
-              <w:spacing w:before="312" w:line="240" w:lineRule="auto"/>
-              <w:jc w:val="center"/>
-              <w:rPr>
-                <w:snapToGrid/>
-                <w:szCs w:val="22"/>
-              </w:rPr>
-            </w:pPr>
-            <w:r>
-              <w:rPr>
-                <w:snapToGrid/>
-                <w:szCs w:val="22"/>
-              </w:rPr>
-              <w:t>字节</w:t>
-            </w:r>
-            <w:r>
-              <w:rPr>
-                <w:rFonts w:hint="eastAsia"/>
-                <w:snapToGrid/>
-                <w:szCs w:val="22"/>
-              </w:rPr>
-              <w:t>号</w:t>
-            </w:r>
-          </w:p>
-        </w:tc>
-        <w:tc>
-          <w:tcPr>
-            <w:tcW w:w="1559" w:type="dxa"/>
-            <w:vAlign w:val="center"/>
-          </w:tcPr>
-          <w:p>
-            <w:pPr>
-              <w:widowControl/>
-              <w:tabs>
-                <w:tab w:val="center" w:pos="4201"/>
-                <w:tab w:val="right" w:leader="dot" w:pos="9298"/>
-              </w:tabs>
-              <w:autoSpaceDE/>
-              <w:autoSpaceDN/>
-              <w:adjustRightInd/>
-              <w:spacing w:before="312" w:line="240" w:lineRule="auto"/>
-              <w:jc w:val="center"/>
-              <w:rPr>
-                <w:snapToGrid/>
-                <w:szCs w:val="22"/>
-              </w:rPr>
-            </w:pPr>
-            <w:r>
-              <w:rPr>
-                <w:snapToGrid/>
-                <w:szCs w:val="22"/>
-              </w:rPr>
-              <w:t>比特位</w:t>
-            </w:r>
-          </w:p>
-        </w:tc>
-        <w:tc>
-          <w:tcPr>
-            <w:tcW w:w="1418" w:type="dxa"/>
-            <w:vAlign w:val="center"/>
-          </w:tcPr>
-          <w:p>
-            <w:pPr>
-              <w:widowControl/>
-              <w:tabs>
-                <w:tab w:val="center" w:pos="4201"/>
-                <w:tab w:val="right" w:leader="dot" w:pos="9298"/>
-              </w:tabs>
-              <w:autoSpaceDE/>
-              <w:autoSpaceDN/>
-              <w:adjustRightInd/>
-              <w:spacing w:before="312" w:line="240" w:lineRule="auto"/>
-              <w:jc w:val="center"/>
-              <w:rPr>
-                <w:snapToGrid/>
-                <w:szCs w:val="22"/>
-              </w:rPr>
-            </w:pPr>
-            <w:r>
-              <w:rPr>
-                <w:snapToGrid/>
-                <w:szCs w:val="22"/>
-              </w:rPr>
-              <w:t>域大小</w:t>
-            </w:r>
-            <w:r>
-              <w:rPr>
-                <w:rFonts w:hint="eastAsia"/>
-                <w:snapToGrid/>
-                <w:szCs w:val="22"/>
-              </w:rPr>
-              <w:t>(比特）</w:t>
-            </w:r>
-          </w:p>
-        </w:tc>
-        <w:tc>
-          <w:tcPr>
-            <w:tcW w:w="2347" w:type="dxa"/>
-            <w:vAlign w:val="center"/>
-          </w:tcPr>
-          <w:p>
-            <w:pPr>
-              <w:tabs>
-                <w:tab w:val="center" w:pos="4201"/>
-                <w:tab w:val="right" w:leader="dot" w:pos="9298"/>
-              </w:tabs>
-              <w:spacing w:before="312"/>
-              <w:jc w:val="center"/>
-              <w:rPr>
-                <w:snapToGrid/>
-                <w:szCs w:val="22"/>
-              </w:rPr>
-            </w:pPr>
-            <w:r>
-              <w:rPr>
-                <w:rFonts w:hint="eastAsia"/>
-                <w:snapToGrid/>
-                <w:szCs w:val="22"/>
-              </w:rPr>
-              <w:t>含义</w:t>
-            </w:r>
-          </w:p>
-        </w:tc>
-      </w:tr>
-      <w:tr>
-        <w:tblPrEx>
-          <w:tblBorders>
-            <w:top w:val="single" w:color="auto" w:sz="4" w:space="0"/>
-            <w:left w:val="single" w:color="auto" w:sz="4" w:space="0"/>
-            <w:bottom w:val="single" w:color="auto" w:sz="4" w:space="0"/>
-            <w:right w:val="single" w:color="auto" w:sz="4" w:space="0"/>
-            <w:insideH w:val="single" w:color="auto" w:sz="4" w:space="0"/>
-            <w:insideV w:val="single" w:color="auto" w:sz="4" w:space="0"/>
-          </w:tblBorders>
-          <w:tblCellMar>
-            <w:top w:w="0" w:type="dxa"/>
-            <w:left w:w="108" w:type="dxa"/>
-            <w:bottom w:w="0" w:type="dxa"/>
-            <w:right w:w="108" w:type="dxa"/>
-          </w:tblCellMar>
-        </w:tblPrEx>
-        <w:trPr>
-          <w:trHeight w:val="2002" w:hRule="atLeast"/>
-        </w:trPr>
-        <w:tc>
-          <w:tcPr>
-            <w:tcW w:w="1783" w:type="dxa"/>
-            <w:vAlign w:val="center"/>
-          </w:tcPr>
-          <w:p>
-            <w:pPr>
-              <w:widowControl/>
-              <w:autoSpaceDE/>
-              <w:autoSpaceDN/>
-              <w:adjustRightInd/>
-              <w:spacing w:before="312" w:line="240" w:lineRule="auto"/>
-              <w:jc w:val="center"/>
-              <w:rPr>
-                <w:snapToGrid/>
-                <w:szCs w:val="22"/>
-              </w:rPr>
-            </w:pPr>
-            <w:r>
-              <w:rPr>
-                <w:rFonts w:hint="eastAsia"/>
-                <w:snapToGrid/>
-                <w:szCs w:val="22"/>
-              </w:rPr>
-              <w:t>帧类型</w:t>
-            </w:r>
-          </w:p>
-        </w:tc>
-        <w:tc>
-          <w:tcPr>
-            <w:tcW w:w="1189" w:type="dxa"/>
-            <w:vAlign w:val="center"/>
-          </w:tcPr>
-          <w:p>
-            <w:pPr>
-              <w:widowControl/>
-              <w:autoSpaceDE/>
-              <w:autoSpaceDN/>
-              <w:adjustRightInd/>
-              <w:spacing w:before="312" w:line="240" w:lineRule="auto"/>
-              <w:jc w:val="center"/>
-              <w:rPr>
-                <w:snapToGrid/>
-                <w:szCs w:val="22"/>
-              </w:rPr>
-            </w:pPr>
-            <w:r>
-              <w:rPr>
-                <w:rFonts w:hint="eastAsia"/>
-                <w:snapToGrid/>
-                <w:szCs w:val="22"/>
-              </w:rPr>
-              <w:t>3</w:t>
-            </w:r>
-          </w:p>
-        </w:tc>
-        <w:tc>
-          <w:tcPr>
-            <w:tcW w:w="1559" w:type="dxa"/>
-            <w:vAlign w:val="center"/>
-          </w:tcPr>
-          <w:p>
-            <w:pPr>
-              <w:widowControl/>
-              <w:autoSpaceDE/>
-              <w:autoSpaceDN/>
-              <w:adjustRightInd/>
-              <w:spacing w:before="312" w:line="240" w:lineRule="auto"/>
-              <w:jc w:val="center"/>
-              <w:rPr>
-                <w:snapToGrid/>
-                <w:szCs w:val="22"/>
-              </w:rPr>
-            </w:pPr>
-            <w:r>
-              <w:rPr>
-                <w:rFonts w:hint="eastAsia"/>
-                <w:snapToGrid/>
-                <w:szCs w:val="22"/>
-              </w:rPr>
-              <w:t>0</w:t>
-            </w:r>
-          </w:p>
-        </w:tc>
-        <w:tc>
-          <w:tcPr>
-            <w:tcW w:w="1418" w:type="dxa"/>
-            <w:vAlign w:val="center"/>
-          </w:tcPr>
-          <w:p>
-            <w:pPr>
-              <w:widowControl/>
-              <w:autoSpaceDE/>
-              <w:autoSpaceDN/>
-              <w:adjustRightInd/>
-              <w:spacing w:before="312" w:line="240" w:lineRule="auto"/>
-              <w:jc w:val="center"/>
-              <w:rPr>
-                <w:snapToGrid/>
-                <w:szCs w:val="22"/>
-              </w:rPr>
-            </w:pPr>
-            <w:r>
-              <w:rPr>
-                <w:rFonts w:hint="eastAsia"/>
-                <w:snapToGrid/>
-                <w:szCs w:val="22"/>
-              </w:rPr>
-              <w:t>1</w:t>
-            </w:r>
-          </w:p>
-        </w:tc>
-        <w:tc>
-          <w:tcPr>
-            <w:tcW w:w="2347" w:type="dxa"/>
-            <w:vAlign w:val="center"/>
-          </w:tcPr>
-          <w:p>
-            <w:pPr>
-              <w:spacing w:before="312"/>
-              <w:jc w:val="center"/>
-              <w:rPr>
-                <w:snapToGrid/>
-                <w:szCs w:val="22"/>
-              </w:rPr>
-            </w:pPr>
-            <w:r>
-              <w:rPr>
-                <w:rFonts w:hint="eastAsia"/>
-                <w:snapToGrid/>
-                <w:szCs w:val="22"/>
-              </w:rPr>
-              <w:t>0:D</w:t>
-            </w:r>
-            <w:r>
-              <w:rPr>
-                <w:snapToGrid/>
-                <w:szCs w:val="22"/>
-              </w:rPr>
-              <w:t>L_OFMDA</w:t>
-            </w:r>
-          </w:p>
-          <w:p>
-            <w:pPr>
-              <w:spacing w:before="312"/>
-              <w:jc w:val="center"/>
-              <w:rPr>
-                <w:snapToGrid/>
-                <w:szCs w:val="22"/>
-              </w:rPr>
-            </w:pPr>
-            <w:r>
-              <w:rPr>
-                <w:rFonts w:hint="eastAsia"/>
-                <w:snapToGrid/>
-                <w:szCs w:val="22"/>
-              </w:rPr>
-              <w:t>1</w:t>
-            </w:r>
-            <w:r>
-              <w:rPr>
-                <w:snapToGrid/>
-                <w:szCs w:val="22"/>
-              </w:rPr>
-              <w:t>:</w:t>
-            </w:r>
-            <w:r>
-              <w:rPr>
-                <w:rFonts w:hint="eastAsia"/>
-                <w:snapToGrid/>
-                <w:szCs w:val="22"/>
-              </w:rPr>
-              <w:t>U</w:t>
-            </w:r>
-            <w:r>
-              <w:rPr>
-                <w:snapToGrid/>
-                <w:szCs w:val="22"/>
-              </w:rPr>
-              <w:t>L_OFDMA</w:t>
-            </w:r>
-          </w:p>
-        </w:tc>
-      </w:tr>
-      <w:tr>
-        <w:tblPrEx>
-          <w:tblBorders>
-            <w:top w:val="single" w:color="auto" w:sz="4" w:space="0"/>
-            <w:left w:val="single" w:color="auto" w:sz="4" w:space="0"/>
-            <w:bottom w:val="single" w:color="auto" w:sz="4" w:space="0"/>
-            <w:right w:val="single" w:color="auto" w:sz="4" w:space="0"/>
-            <w:insideH w:val="single" w:color="auto" w:sz="4" w:space="0"/>
-            <w:insideV w:val="single" w:color="auto" w:sz="4" w:space="0"/>
-          </w:tblBorders>
-          <w:tblCellMar>
-            <w:top w:w="0" w:type="dxa"/>
-            <w:left w:w="108" w:type="dxa"/>
-            <w:bottom w:w="0" w:type="dxa"/>
-            <w:right w:w="108" w:type="dxa"/>
-          </w:tblCellMar>
-        </w:tblPrEx>
-        <w:tc>
-          <w:tcPr>
-            <w:tcW w:w="1783" w:type="dxa"/>
-            <w:vAlign w:val="center"/>
-          </w:tcPr>
-          <w:p>
-            <w:pPr>
-              <w:spacing w:before="312"/>
-              <w:jc w:val="center"/>
-              <w:rPr>
-                <w:snapToGrid/>
-                <w:szCs w:val="22"/>
-              </w:rPr>
-            </w:pPr>
-            <w:r>
-              <w:rPr>
-                <w:rFonts w:hint="eastAsia"/>
-                <w:snapToGrid/>
-                <w:szCs w:val="22"/>
-              </w:rPr>
-              <w:t>频段</w:t>
-            </w:r>
-          </w:p>
-        </w:tc>
-        <w:tc>
-          <w:tcPr>
-            <w:tcW w:w="1189" w:type="dxa"/>
-            <w:vAlign w:val="center"/>
-          </w:tcPr>
-          <w:p>
-            <w:pPr>
-              <w:spacing w:before="312"/>
-              <w:jc w:val="center"/>
-              <w:rPr>
-                <w:snapToGrid/>
-                <w:szCs w:val="22"/>
-              </w:rPr>
-            </w:pPr>
-            <w:r>
-              <w:rPr>
-                <w:rFonts w:hint="eastAsia"/>
-                <w:snapToGrid/>
-                <w:szCs w:val="22"/>
-              </w:rPr>
-              <w:t>3</w:t>
-            </w:r>
-          </w:p>
-        </w:tc>
-        <w:tc>
-          <w:tcPr>
-            <w:tcW w:w="1559" w:type="dxa"/>
-            <w:vAlign w:val="center"/>
-          </w:tcPr>
-          <w:p>
-            <w:pPr>
-              <w:spacing w:before="312"/>
-              <w:jc w:val="center"/>
-              <w:rPr>
-                <w:snapToGrid/>
-                <w:szCs w:val="22"/>
-              </w:rPr>
-            </w:pPr>
-            <w:r>
-              <w:rPr>
-                <w:snapToGrid/>
-                <w:szCs w:val="22"/>
-              </w:rPr>
-              <w:t>1-3</w:t>
-            </w:r>
-          </w:p>
-        </w:tc>
-        <w:tc>
-          <w:tcPr>
-            <w:tcW w:w="1418" w:type="dxa"/>
-            <w:vAlign w:val="center"/>
-          </w:tcPr>
-          <w:p>
-            <w:pPr>
-              <w:spacing w:before="312"/>
-              <w:jc w:val="center"/>
-              <w:rPr>
-                <w:snapToGrid/>
-                <w:szCs w:val="22"/>
-              </w:rPr>
-            </w:pPr>
-            <w:r>
-              <w:rPr>
-                <w:rFonts w:hint="eastAsia"/>
-                <w:snapToGrid/>
-                <w:szCs w:val="22"/>
-              </w:rPr>
-              <w:t>3</w:t>
-            </w:r>
-          </w:p>
-        </w:tc>
-        <w:tc>
-          <w:tcPr>
-            <w:tcW w:w="2347" w:type="dxa"/>
-            <w:vAlign w:val="center"/>
-          </w:tcPr>
-          <w:p>
-            <w:pPr>
-              <w:spacing w:before="312"/>
-              <w:jc w:val="center"/>
-              <w:rPr>
-                <w:snapToGrid/>
-                <w:szCs w:val="22"/>
-              </w:rPr>
-            </w:pPr>
-          </w:p>
-        </w:tc>
-      </w:tr>
-      <w:tr>
-        <w:tblPrEx>
-          <w:tblBorders>
-            <w:top w:val="single" w:color="auto" w:sz="4" w:space="0"/>
-            <w:left w:val="single" w:color="auto" w:sz="4" w:space="0"/>
-            <w:bottom w:val="single" w:color="auto" w:sz="4" w:space="0"/>
-            <w:right w:val="single" w:color="auto" w:sz="4" w:space="0"/>
-            <w:insideH w:val="single" w:color="auto" w:sz="4" w:space="0"/>
-            <w:insideV w:val="single" w:color="auto" w:sz="4" w:space="0"/>
-          </w:tblBorders>
-          <w:tblCellMar>
-            <w:top w:w="0" w:type="dxa"/>
-            <w:left w:w="108" w:type="dxa"/>
-            <w:bottom w:w="0" w:type="dxa"/>
-            <w:right w:w="108" w:type="dxa"/>
-          </w:tblCellMar>
-        </w:tblPrEx>
-        <w:tc>
-          <w:tcPr>
-            <w:tcW w:w="1783" w:type="dxa"/>
-            <w:vAlign w:val="center"/>
-          </w:tcPr>
-          <w:p>
-            <w:pPr>
-              <w:widowControl/>
-              <w:tabs>
-                <w:tab w:val="center" w:pos="4201"/>
-                <w:tab w:val="right" w:leader="dot" w:pos="9298"/>
-              </w:tabs>
-              <w:autoSpaceDE/>
-              <w:autoSpaceDN/>
-              <w:adjustRightInd/>
-              <w:spacing w:before="312" w:line="240" w:lineRule="auto"/>
-              <w:jc w:val="center"/>
-              <w:rPr>
-                <w:snapToGrid/>
-                <w:szCs w:val="22"/>
-              </w:rPr>
-            </w:pPr>
-            <w:r>
-              <w:rPr>
-                <w:rFonts w:hint="eastAsia"/>
-                <w:snapToGrid/>
-                <w:szCs w:val="22"/>
-              </w:rPr>
-              <w:t>e</w:t>
-            </w:r>
-            <w:r>
-              <w:rPr>
-                <w:snapToGrid/>
-                <w:szCs w:val="22"/>
-              </w:rPr>
-              <w:t>FC</w:t>
-            </w:r>
-            <w:r>
-              <w:rPr>
-                <w:rFonts w:hint="eastAsia"/>
-                <w:snapToGrid/>
-                <w:szCs w:val="22"/>
-              </w:rPr>
-              <w:t>符号数</w:t>
-            </w:r>
-          </w:p>
-        </w:tc>
-        <w:tc>
-          <w:tcPr>
-            <w:tcW w:w="1189" w:type="dxa"/>
-            <w:vAlign w:val="center"/>
-          </w:tcPr>
-          <w:p>
-            <w:pPr>
-              <w:widowControl/>
-              <w:autoSpaceDE/>
-              <w:autoSpaceDN/>
-              <w:adjustRightInd/>
-              <w:spacing w:before="312" w:line="240" w:lineRule="auto"/>
-              <w:jc w:val="center"/>
-              <w:rPr>
-                <w:snapToGrid/>
-                <w:szCs w:val="22"/>
-              </w:rPr>
-            </w:pPr>
-            <w:r>
-              <w:rPr>
-                <w:rFonts w:hint="eastAsia"/>
-                <w:snapToGrid/>
-                <w:szCs w:val="22"/>
-              </w:rPr>
-              <w:t>3</w:t>
-            </w:r>
-          </w:p>
-        </w:tc>
-        <w:tc>
-          <w:tcPr>
-            <w:tcW w:w="1559" w:type="dxa"/>
-            <w:vAlign w:val="center"/>
-          </w:tcPr>
-          <w:p>
-            <w:pPr>
-              <w:widowControl/>
-              <w:autoSpaceDE/>
-              <w:autoSpaceDN/>
-              <w:adjustRightInd/>
-              <w:spacing w:before="312" w:line="240" w:lineRule="auto"/>
-              <w:jc w:val="center"/>
-              <w:rPr>
-                <w:snapToGrid/>
-                <w:szCs w:val="22"/>
-              </w:rPr>
-            </w:pPr>
-            <w:r>
-              <w:rPr>
-                <w:snapToGrid/>
-                <w:szCs w:val="22"/>
-              </w:rPr>
-              <w:t>4-7</w:t>
-            </w:r>
-          </w:p>
-        </w:tc>
-        <w:tc>
-          <w:tcPr>
-            <w:tcW w:w="1418" w:type="dxa"/>
-            <w:vAlign w:val="center"/>
-          </w:tcPr>
-          <w:p>
-            <w:pPr>
-              <w:widowControl/>
-              <w:autoSpaceDE/>
-              <w:autoSpaceDN/>
-              <w:adjustRightInd/>
-              <w:spacing w:before="312" w:line="240" w:lineRule="auto"/>
-              <w:jc w:val="center"/>
-              <w:rPr>
-                <w:snapToGrid/>
-                <w:szCs w:val="22"/>
-              </w:rPr>
-            </w:pPr>
-            <w:r>
-              <w:rPr>
-                <w:rFonts w:hint="eastAsia"/>
-                <w:snapToGrid/>
-                <w:szCs w:val="22"/>
-              </w:rPr>
-              <w:t>4</w:t>
-            </w:r>
-          </w:p>
-        </w:tc>
-        <w:tc>
-          <w:tcPr>
-            <w:tcW w:w="2347" w:type="dxa"/>
-            <w:vAlign w:val="center"/>
-          </w:tcPr>
-          <w:p>
-            <w:pPr>
-              <w:spacing w:before="312"/>
-              <w:ind w:firstLine="420" w:firstLineChars="200"/>
-              <w:jc w:val="center"/>
-              <w:rPr>
-                <w:snapToGrid/>
-                <w:szCs w:val="22"/>
-              </w:rPr>
-            </w:pPr>
-          </w:p>
-        </w:tc>
-      </w:tr>
-      <w:tr>
-        <w:tblPrEx>
-          <w:tblBorders>
-            <w:top w:val="single" w:color="auto" w:sz="4" w:space="0"/>
-            <w:left w:val="single" w:color="auto" w:sz="4" w:space="0"/>
-            <w:bottom w:val="single" w:color="auto" w:sz="4" w:space="0"/>
-            <w:right w:val="single" w:color="auto" w:sz="4" w:space="0"/>
-            <w:insideH w:val="single" w:color="auto" w:sz="4" w:space="0"/>
-            <w:insideV w:val="single" w:color="auto" w:sz="4" w:space="0"/>
-          </w:tblBorders>
-          <w:tblCellMar>
-            <w:top w:w="0" w:type="dxa"/>
-            <w:left w:w="108" w:type="dxa"/>
-            <w:bottom w:w="0" w:type="dxa"/>
-            <w:right w:w="108" w:type="dxa"/>
-          </w:tblCellMar>
-        </w:tblPrEx>
-        <w:tc>
-          <w:tcPr>
-            <w:tcW w:w="1783" w:type="dxa"/>
-            <w:vAlign w:val="center"/>
-          </w:tcPr>
-          <w:p>
-            <w:pPr>
-              <w:widowControl/>
-              <w:autoSpaceDE/>
-              <w:autoSpaceDN/>
-              <w:adjustRightInd/>
-              <w:spacing w:before="312" w:line="240" w:lineRule="auto"/>
-              <w:jc w:val="center"/>
-              <w:rPr>
-                <w:snapToGrid/>
-                <w:szCs w:val="22"/>
-              </w:rPr>
-            </w:pPr>
-            <w:r>
-              <w:rPr>
-                <w:snapToGrid/>
-                <w:szCs w:val="22"/>
-              </w:rPr>
-              <w:t>TF</w:t>
-            </w:r>
-            <w:r>
-              <w:rPr>
-                <w:rFonts w:hint="eastAsia"/>
-                <w:snapToGrid/>
-                <w:szCs w:val="22"/>
-              </w:rPr>
-              <w:t>符号数</w:t>
-            </w:r>
-          </w:p>
-        </w:tc>
-        <w:tc>
-          <w:tcPr>
-            <w:tcW w:w="1189" w:type="dxa"/>
-            <w:vAlign w:val="center"/>
-          </w:tcPr>
-          <w:p>
-            <w:pPr>
-              <w:widowControl/>
-              <w:autoSpaceDE/>
-              <w:autoSpaceDN/>
-              <w:adjustRightInd/>
-              <w:spacing w:before="312" w:line="240" w:lineRule="auto"/>
-              <w:jc w:val="center"/>
-              <w:rPr>
-                <w:snapToGrid/>
-                <w:szCs w:val="22"/>
-              </w:rPr>
-            </w:pPr>
-            <w:r>
-              <w:rPr>
-                <w:rFonts w:hint="eastAsia"/>
-                <w:snapToGrid/>
-                <w:szCs w:val="22"/>
-              </w:rPr>
-              <w:t>4</w:t>
-            </w:r>
-          </w:p>
-        </w:tc>
-        <w:tc>
-          <w:tcPr>
-            <w:tcW w:w="1559" w:type="dxa"/>
-            <w:vAlign w:val="center"/>
-          </w:tcPr>
-          <w:p>
-            <w:pPr>
-              <w:widowControl/>
-              <w:autoSpaceDE/>
-              <w:autoSpaceDN/>
-              <w:adjustRightInd/>
-              <w:spacing w:before="312" w:line="240" w:lineRule="auto"/>
-              <w:jc w:val="center"/>
-              <w:rPr>
-                <w:snapToGrid/>
-                <w:szCs w:val="22"/>
-              </w:rPr>
-            </w:pPr>
-            <w:r>
-              <w:rPr>
-                <w:rFonts w:hint="eastAsia"/>
-                <w:snapToGrid/>
-                <w:szCs w:val="22"/>
-              </w:rPr>
-              <w:t>0</w:t>
-            </w:r>
-            <w:r>
-              <w:rPr>
-                <w:snapToGrid/>
-                <w:szCs w:val="22"/>
-              </w:rPr>
-              <w:t>-3</w:t>
-            </w:r>
-          </w:p>
-        </w:tc>
-        <w:tc>
-          <w:tcPr>
-            <w:tcW w:w="1418" w:type="dxa"/>
-            <w:vAlign w:val="center"/>
-          </w:tcPr>
-          <w:p>
-            <w:pPr>
-              <w:widowControl/>
-              <w:autoSpaceDE/>
-              <w:autoSpaceDN/>
-              <w:adjustRightInd/>
-              <w:spacing w:before="312" w:line="240" w:lineRule="auto"/>
-              <w:jc w:val="center"/>
-              <w:rPr>
-                <w:snapToGrid/>
-                <w:szCs w:val="22"/>
-              </w:rPr>
-            </w:pPr>
-            <w:r>
-              <w:rPr>
-                <w:rFonts w:hint="eastAsia"/>
-                <w:snapToGrid/>
-                <w:szCs w:val="22"/>
-              </w:rPr>
-              <w:t>4</w:t>
-            </w:r>
-          </w:p>
-        </w:tc>
-        <w:tc>
-          <w:tcPr>
-            <w:tcW w:w="2347" w:type="dxa"/>
-            <w:vAlign w:val="center"/>
-          </w:tcPr>
-          <w:p>
-            <w:pPr>
-              <w:spacing w:before="312"/>
-              <w:ind w:firstLine="420" w:firstLineChars="200"/>
-              <w:jc w:val="center"/>
-              <w:rPr>
-                <w:snapToGrid/>
-                <w:szCs w:val="22"/>
-              </w:rPr>
-            </w:pPr>
-          </w:p>
-        </w:tc>
-      </w:tr>
-      <w:tr>
-        <w:tblPrEx>
-          <w:tblBorders>
-            <w:top w:val="single" w:color="auto" w:sz="4" w:space="0"/>
-            <w:left w:val="single" w:color="auto" w:sz="4" w:space="0"/>
-            <w:bottom w:val="single" w:color="auto" w:sz="4" w:space="0"/>
-            <w:right w:val="single" w:color="auto" w:sz="4" w:space="0"/>
-            <w:insideH w:val="single" w:color="auto" w:sz="4" w:space="0"/>
-            <w:insideV w:val="single" w:color="auto" w:sz="4" w:space="0"/>
-          </w:tblBorders>
-          <w:tblCellMar>
-            <w:top w:w="0" w:type="dxa"/>
-            <w:left w:w="108" w:type="dxa"/>
-            <w:bottom w:w="0" w:type="dxa"/>
-            <w:right w:w="108" w:type="dxa"/>
-          </w:tblCellMar>
-        </w:tblPrEx>
-        <w:tc>
-          <w:tcPr>
-            <w:tcW w:w="1783" w:type="dxa"/>
-            <w:vAlign w:val="center"/>
-          </w:tcPr>
-          <w:p>
-            <w:pPr>
-              <w:widowControl/>
-              <w:autoSpaceDE/>
-              <w:autoSpaceDN/>
-              <w:adjustRightInd/>
-              <w:spacing w:before="312" w:line="240" w:lineRule="auto"/>
-              <w:jc w:val="center"/>
-              <w:rPr>
-                <w:snapToGrid/>
-                <w:szCs w:val="22"/>
-              </w:rPr>
-            </w:pPr>
-            <w:r>
-              <w:rPr>
-                <w:rFonts w:hint="eastAsia"/>
-                <w:snapToGrid/>
-                <w:szCs w:val="22"/>
-              </w:rPr>
-              <w:t>站点个数</w:t>
-            </w:r>
-          </w:p>
-        </w:tc>
-        <w:tc>
-          <w:tcPr>
-            <w:tcW w:w="1189" w:type="dxa"/>
-            <w:vAlign w:val="center"/>
-          </w:tcPr>
-          <w:p>
-            <w:pPr>
-              <w:widowControl/>
-              <w:autoSpaceDE/>
-              <w:autoSpaceDN/>
-              <w:adjustRightInd/>
-              <w:spacing w:before="312" w:line="240" w:lineRule="auto"/>
-              <w:jc w:val="center"/>
-              <w:rPr>
-                <w:snapToGrid/>
-                <w:szCs w:val="22"/>
-              </w:rPr>
-            </w:pPr>
-            <w:r>
-              <w:rPr>
-                <w:rFonts w:hint="eastAsia"/>
-                <w:snapToGrid/>
-                <w:szCs w:val="22"/>
-              </w:rPr>
-              <w:t>4</w:t>
-            </w:r>
-          </w:p>
-        </w:tc>
-        <w:tc>
-          <w:tcPr>
-            <w:tcW w:w="1559" w:type="dxa"/>
-            <w:vAlign w:val="center"/>
-          </w:tcPr>
-          <w:p>
-            <w:pPr>
-              <w:widowControl/>
-              <w:autoSpaceDE/>
-              <w:autoSpaceDN/>
-              <w:adjustRightInd/>
-              <w:spacing w:before="312" w:line="240" w:lineRule="auto"/>
-              <w:jc w:val="center"/>
-              <w:rPr>
-                <w:snapToGrid/>
-                <w:szCs w:val="22"/>
-              </w:rPr>
-            </w:pPr>
-            <w:r>
-              <w:rPr>
-                <w:snapToGrid/>
-                <w:szCs w:val="22"/>
-              </w:rPr>
-              <w:t>4-7</w:t>
-            </w:r>
-          </w:p>
-        </w:tc>
-        <w:tc>
-          <w:tcPr>
-            <w:tcW w:w="1418" w:type="dxa"/>
-            <w:vAlign w:val="center"/>
-          </w:tcPr>
-          <w:p>
-            <w:pPr>
-              <w:widowControl/>
-              <w:autoSpaceDE/>
-              <w:autoSpaceDN/>
-              <w:adjustRightInd/>
-              <w:spacing w:before="312" w:line="240" w:lineRule="auto"/>
-              <w:jc w:val="center"/>
-              <w:rPr>
-                <w:snapToGrid/>
-                <w:szCs w:val="22"/>
-              </w:rPr>
-            </w:pPr>
-            <w:r>
-              <w:rPr>
-                <w:rFonts w:hint="eastAsia"/>
-                <w:snapToGrid/>
-                <w:szCs w:val="22"/>
-              </w:rPr>
-              <w:t>4</w:t>
-            </w:r>
-          </w:p>
-        </w:tc>
-        <w:tc>
-          <w:tcPr>
-            <w:tcW w:w="2347" w:type="dxa"/>
-            <w:vAlign w:val="center"/>
-          </w:tcPr>
-          <w:p>
-            <w:pPr>
-              <w:spacing w:before="312"/>
-              <w:ind w:firstLine="420" w:firstLineChars="200"/>
-              <w:jc w:val="center"/>
-              <w:rPr>
-                <w:snapToGrid/>
-                <w:szCs w:val="22"/>
-              </w:rPr>
-            </w:pPr>
-          </w:p>
-        </w:tc>
-      </w:tr>
-      <w:tr>
-        <w:tblPrEx>
-          <w:tblBorders>
-            <w:top w:val="single" w:color="auto" w:sz="4" w:space="0"/>
-            <w:left w:val="single" w:color="auto" w:sz="4" w:space="0"/>
-            <w:bottom w:val="single" w:color="auto" w:sz="4" w:space="0"/>
-            <w:right w:val="single" w:color="auto" w:sz="4" w:space="0"/>
-            <w:insideH w:val="single" w:color="auto" w:sz="4" w:space="0"/>
-            <w:insideV w:val="single" w:color="auto" w:sz="4" w:space="0"/>
-          </w:tblBorders>
-          <w:tblCellMar>
-            <w:top w:w="0" w:type="dxa"/>
-            <w:left w:w="108" w:type="dxa"/>
-            <w:bottom w:w="0" w:type="dxa"/>
-            <w:right w:w="108" w:type="dxa"/>
-          </w:tblCellMar>
-        </w:tblPrEx>
-        <w:tc>
-          <w:tcPr>
-            <w:tcW w:w="1783" w:type="dxa"/>
-            <w:vMerge w:val="restart"/>
-            <w:vAlign w:val="center"/>
-          </w:tcPr>
-          <w:p>
-            <w:pPr>
-              <w:spacing w:before="312"/>
-              <w:jc w:val="center"/>
-              <w:rPr>
-                <w:snapToGrid/>
-                <w:szCs w:val="22"/>
-              </w:rPr>
-            </w:pPr>
-            <w:r>
-              <w:rPr>
-                <w:rFonts w:hint="eastAsia"/>
-                <w:snapToGrid/>
-                <w:szCs w:val="22"/>
-              </w:rPr>
-              <w:t>站点0</w:t>
-            </w:r>
-            <w:r>
-              <w:rPr>
-                <w:snapToGrid/>
-                <w:szCs w:val="22"/>
-              </w:rPr>
-              <w:t xml:space="preserve"> TEI</w:t>
-            </w:r>
-          </w:p>
-        </w:tc>
-        <w:tc>
-          <w:tcPr>
-            <w:tcW w:w="1189" w:type="dxa"/>
-            <w:vAlign w:val="center"/>
-          </w:tcPr>
-          <w:p>
-            <w:pPr>
-              <w:spacing w:before="312"/>
-              <w:jc w:val="center"/>
-              <w:rPr>
-                <w:snapToGrid/>
-                <w:szCs w:val="22"/>
-              </w:rPr>
-            </w:pPr>
-            <w:r>
-              <w:rPr>
-                <w:rFonts w:hint="eastAsia"/>
-                <w:snapToGrid/>
-                <w:szCs w:val="22"/>
-              </w:rPr>
-              <w:t>5</w:t>
-            </w:r>
-          </w:p>
-        </w:tc>
-        <w:tc>
-          <w:tcPr>
-            <w:tcW w:w="1559" w:type="dxa"/>
-            <w:vAlign w:val="center"/>
-          </w:tcPr>
-          <w:p>
-            <w:pPr>
-              <w:spacing w:before="312"/>
-              <w:jc w:val="center"/>
-              <w:rPr>
-                <w:snapToGrid/>
-                <w:szCs w:val="22"/>
-              </w:rPr>
-            </w:pPr>
-            <w:r>
-              <w:rPr>
-                <w:rFonts w:hint="eastAsia"/>
-                <w:snapToGrid/>
-                <w:szCs w:val="22"/>
-              </w:rPr>
-              <w:t>0</w:t>
-            </w:r>
-            <w:r>
-              <w:rPr>
-                <w:snapToGrid/>
-                <w:szCs w:val="22"/>
-              </w:rPr>
-              <w:t>-7</w:t>
-            </w:r>
-          </w:p>
-        </w:tc>
-        <w:tc>
-          <w:tcPr>
-            <w:tcW w:w="1418" w:type="dxa"/>
-            <w:vMerge w:val="restart"/>
-            <w:vAlign w:val="center"/>
-          </w:tcPr>
-          <w:p>
-            <w:pPr>
-              <w:spacing w:before="312"/>
-              <w:jc w:val="center"/>
-              <w:rPr>
-                <w:snapToGrid/>
-                <w:szCs w:val="22"/>
-              </w:rPr>
-            </w:pPr>
-            <w:r>
-              <w:rPr>
-                <w:rFonts w:hint="eastAsia"/>
-                <w:snapToGrid/>
-                <w:szCs w:val="22"/>
-              </w:rPr>
-              <w:t>1</w:t>
-            </w:r>
-            <w:r>
-              <w:rPr>
-                <w:snapToGrid/>
-                <w:szCs w:val="22"/>
-              </w:rPr>
-              <w:t>2</w:t>
-            </w:r>
-          </w:p>
-        </w:tc>
-        <w:tc>
-          <w:tcPr>
-            <w:tcW w:w="2347" w:type="dxa"/>
-            <w:vAlign w:val="center"/>
-          </w:tcPr>
-          <w:p>
-            <w:pPr>
-              <w:spacing w:before="312"/>
-              <w:ind w:firstLine="420" w:firstLineChars="200"/>
-              <w:jc w:val="center"/>
-              <w:rPr>
-                <w:snapToGrid/>
-                <w:szCs w:val="22"/>
-              </w:rPr>
-            </w:pPr>
-          </w:p>
-        </w:tc>
-      </w:tr>
-      <w:tr>
-        <w:tblPrEx>
-          <w:tblBorders>
-            <w:top w:val="single" w:color="auto" w:sz="4" w:space="0"/>
-            <w:left w:val="single" w:color="auto" w:sz="4" w:space="0"/>
-            <w:bottom w:val="single" w:color="auto" w:sz="4" w:space="0"/>
-            <w:right w:val="single" w:color="auto" w:sz="4" w:space="0"/>
-            <w:insideH w:val="single" w:color="auto" w:sz="4" w:space="0"/>
-            <w:insideV w:val="single" w:color="auto" w:sz="4" w:space="0"/>
-          </w:tblBorders>
-          <w:tblCellMar>
-            <w:top w:w="0" w:type="dxa"/>
-            <w:left w:w="108" w:type="dxa"/>
-            <w:bottom w:w="0" w:type="dxa"/>
-            <w:right w:w="108" w:type="dxa"/>
-          </w:tblCellMar>
-        </w:tblPrEx>
-        <w:tc>
-          <w:tcPr>
-            <w:tcW w:w="1783" w:type="dxa"/>
-            <w:vMerge w:val="continue"/>
-            <w:vAlign w:val="center"/>
-          </w:tcPr>
-          <w:p>
-            <w:pPr>
-              <w:spacing w:before="312"/>
-              <w:ind w:firstLine="420" w:firstLineChars="200"/>
-              <w:jc w:val="center"/>
-              <w:rPr>
-                <w:snapToGrid/>
-                <w:szCs w:val="22"/>
-              </w:rPr>
-            </w:pPr>
-          </w:p>
-        </w:tc>
-        <w:tc>
-          <w:tcPr>
-            <w:tcW w:w="1189" w:type="dxa"/>
-            <w:vAlign w:val="center"/>
-          </w:tcPr>
-          <w:p>
-            <w:pPr>
-              <w:spacing w:before="312"/>
-              <w:jc w:val="center"/>
-              <w:rPr>
-                <w:snapToGrid/>
-                <w:szCs w:val="22"/>
-              </w:rPr>
-            </w:pPr>
-            <w:r>
-              <w:rPr>
-                <w:rFonts w:hint="eastAsia"/>
-                <w:snapToGrid/>
-                <w:szCs w:val="22"/>
-              </w:rPr>
-              <w:t>6</w:t>
-            </w:r>
-          </w:p>
-        </w:tc>
-        <w:tc>
-          <w:tcPr>
-            <w:tcW w:w="1559" w:type="dxa"/>
-            <w:vAlign w:val="center"/>
-          </w:tcPr>
-          <w:p>
-            <w:pPr>
-              <w:spacing w:before="312"/>
-              <w:jc w:val="center"/>
-              <w:rPr>
-                <w:snapToGrid/>
-                <w:szCs w:val="22"/>
-              </w:rPr>
-            </w:pPr>
-            <w:r>
-              <w:rPr>
-                <w:rFonts w:hint="eastAsia"/>
-                <w:snapToGrid/>
-                <w:szCs w:val="22"/>
-              </w:rPr>
-              <w:t>0</w:t>
-            </w:r>
-            <w:r>
-              <w:rPr>
-                <w:snapToGrid/>
-                <w:szCs w:val="22"/>
-              </w:rPr>
-              <w:t>-3</w:t>
-            </w:r>
-          </w:p>
-        </w:tc>
-        <w:tc>
-          <w:tcPr>
-            <w:tcW w:w="1418" w:type="dxa"/>
-            <w:vMerge w:val="continue"/>
-            <w:vAlign w:val="center"/>
-          </w:tcPr>
-          <w:p>
-            <w:pPr>
-              <w:spacing w:before="312"/>
-              <w:ind w:firstLine="420" w:firstLineChars="200"/>
-              <w:jc w:val="center"/>
-              <w:rPr>
-                <w:snapToGrid/>
-                <w:szCs w:val="22"/>
-              </w:rPr>
-            </w:pPr>
-          </w:p>
-        </w:tc>
-        <w:tc>
-          <w:tcPr>
-            <w:tcW w:w="2347" w:type="dxa"/>
-            <w:vAlign w:val="center"/>
-          </w:tcPr>
-          <w:p>
-            <w:pPr>
-              <w:spacing w:before="312"/>
-              <w:ind w:firstLine="420" w:firstLineChars="200"/>
-              <w:jc w:val="center"/>
-              <w:rPr>
-                <w:snapToGrid/>
-                <w:szCs w:val="22"/>
-              </w:rPr>
-            </w:pPr>
-          </w:p>
-        </w:tc>
-      </w:tr>
-      <w:tr>
-        <w:tblPrEx>
-          <w:tblBorders>
-            <w:top w:val="single" w:color="auto" w:sz="4" w:space="0"/>
-            <w:left w:val="single" w:color="auto" w:sz="4" w:space="0"/>
-            <w:bottom w:val="single" w:color="auto" w:sz="4" w:space="0"/>
-            <w:right w:val="single" w:color="auto" w:sz="4" w:space="0"/>
-            <w:insideH w:val="single" w:color="auto" w:sz="4" w:space="0"/>
-            <w:insideV w:val="single" w:color="auto" w:sz="4" w:space="0"/>
-          </w:tblBorders>
-          <w:tblCellMar>
-            <w:top w:w="0" w:type="dxa"/>
-            <w:left w:w="108" w:type="dxa"/>
-            <w:bottom w:w="0" w:type="dxa"/>
-            <w:right w:w="108" w:type="dxa"/>
-          </w:tblCellMar>
-        </w:tblPrEx>
-        <w:tc>
-          <w:tcPr>
-            <w:tcW w:w="1783" w:type="dxa"/>
-            <w:vAlign w:val="center"/>
-          </w:tcPr>
-          <w:p>
-            <w:pPr>
-              <w:spacing w:before="312"/>
-              <w:jc w:val="center"/>
-              <w:rPr>
-                <w:snapToGrid/>
-                <w:szCs w:val="22"/>
-              </w:rPr>
-            </w:pPr>
-            <w:r>
-              <w:rPr>
-                <w:rFonts w:hint="eastAsia"/>
-                <w:snapToGrid/>
-                <w:szCs w:val="22"/>
-              </w:rPr>
-              <w:t>站点0</w:t>
-            </w:r>
-            <w:r>
-              <w:rPr>
-                <w:snapToGrid/>
-                <w:szCs w:val="22"/>
-              </w:rPr>
-              <w:t xml:space="preserve"> RU</w:t>
-            </w:r>
-          </w:p>
-        </w:tc>
-        <w:tc>
-          <w:tcPr>
-            <w:tcW w:w="1189" w:type="dxa"/>
-            <w:vAlign w:val="center"/>
-          </w:tcPr>
-          <w:p>
-            <w:pPr>
-              <w:widowControl/>
-              <w:autoSpaceDE/>
-              <w:autoSpaceDN/>
-              <w:adjustRightInd/>
-              <w:spacing w:before="312" w:line="240" w:lineRule="auto"/>
-              <w:jc w:val="center"/>
-              <w:rPr>
-                <w:snapToGrid/>
-                <w:szCs w:val="22"/>
-              </w:rPr>
-            </w:pPr>
-            <w:r>
-              <w:rPr>
-                <w:rFonts w:hint="eastAsia"/>
-                <w:snapToGrid/>
-                <w:szCs w:val="22"/>
-              </w:rPr>
-              <w:t>6</w:t>
-            </w:r>
-          </w:p>
-        </w:tc>
-        <w:tc>
-          <w:tcPr>
-            <w:tcW w:w="1559" w:type="dxa"/>
-            <w:vAlign w:val="center"/>
-          </w:tcPr>
-          <w:p>
-            <w:pPr>
-              <w:widowControl/>
-              <w:autoSpaceDE/>
-              <w:autoSpaceDN/>
-              <w:adjustRightInd/>
-              <w:spacing w:before="312" w:line="240" w:lineRule="auto"/>
-              <w:jc w:val="center"/>
-              <w:rPr>
-                <w:snapToGrid/>
-                <w:szCs w:val="22"/>
-              </w:rPr>
-            </w:pPr>
-            <w:r>
-              <w:rPr>
-                <w:snapToGrid/>
-                <w:szCs w:val="22"/>
-              </w:rPr>
-              <w:t>4-7</w:t>
-            </w:r>
-          </w:p>
-        </w:tc>
-        <w:tc>
-          <w:tcPr>
-            <w:tcW w:w="1418" w:type="dxa"/>
-            <w:vAlign w:val="center"/>
-          </w:tcPr>
-          <w:p>
-            <w:pPr>
-              <w:widowControl/>
-              <w:autoSpaceDE/>
-              <w:autoSpaceDN/>
-              <w:adjustRightInd/>
-              <w:spacing w:before="312" w:line="240" w:lineRule="auto"/>
-              <w:jc w:val="center"/>
-              <w:rPr>
-                <w:snapToGrid/>
-                <w:szCs w:val="22"/>
-              </w:rPr>
-            </w:pPr>
-            <w:r>
-              <w:rPr>
-                <w:rFonts w:hint="eastAsia"/>
-                <w:snapToGrid/>
-                <w:szCs w:val="22"/>
-              </w:rPr>
-              <w:t>4</w:t>
-            </w:r>
-          </w:p>
-        </w:tc>
-        <w:tc>
-          <w:tcPr>
-            <w:tcW w:w="2347" w:type="dxa"/>
-            <w:vAlign w:val="center"/>
-          </w:tcPr>
-          <w:p>
-            <w:pPr>
-              <w:spacing w:before="312"/>
-              <w:ind w:firstLine="420" w:firstLineChars="200"/>
-              <w:jc w:val="center"/>
-              <w:rPr>
-                <w:snapToGrid/>
-                <w:szCs w:val="22"/>
-              </w:rPr>
-            </w:pPr>
-          </w:p>
-        </w:tc>
-      </w:tr>
-      <w:tr>
-        <w:tblPrEx>
-          <w:tblBorders>
-            <w:top w:val="single" w:color="auto" w:sz="4" w:space="0"/>
-            <w:left w:val="single" w:color="auto" w:sz="4" w:space="0"/>
-            <w:bottom w:val="single" w:color="auto" w:sz="4" w:space="0"/>
-            <w:right w:val="single" w:color="auto" w:sz="4" w:space="0"/>
-            <w:insideH w:val="single" w:color="auto" w:sz="4" w:space="0"/>
-            <w:insideV w:val="single" w:color="auto" w:sz="4" w:space="0"/>
-          </w:tblBorders>
-          <w:tblCellMar>
-            <w:top w:w="0" w:type="dxa"/>
-            <w:left w:w="108" w:type="dxa"/>
-            <w:bottom w:w="0" w:type="dxa"/>
-            <w:right w:w="108" w:type="dxa"/>
-          </w:tblCellMar>
-        </w:tblPrEx>
-        <w:tc>
-          <w:tcPr>
-            <w:tcW w:w="1783" w:type="dxa"/>
-            <w:vAlign w:val="center"/>
-          </w:tcPr>
-          <w:p>
-            <w:pPr>
-              <w:spacing w:before="312"/>
-              <w:jc w:val="center"/>
-              <w:rPr>
-                <w:snapToGrid/>
-                <w:szCs w:val="22"/>
-              </w:rPr>
-            </w:pPr>
-            <w:r>
-              <w:rPr>
-                <w:rFonts w:hint="eastAsia"/>
-                <w:snapToGrid/>
-                <w:szCs w:val="22"/>
-              </w:rPr>
-              <w:t>站点</w:t>
-            </w:r>
-            <w:r>
-              <w:rPr>
-                <w:rFonts w:hint="eastAsia"/>
-                <w:snapToGrid/>
-                <w:szCs w:val="22"/>
-                <w:lang w:val="en-US" w:eastAsia="zh-CN"/>
-              </w:rPr>
-              <w:t>0</w:t>
-            </w:r>
-            <w:r>
-              <w:rPr>
-                <w:snapToGrid/>
-                <w:szCs w:val="22"/>
-              </w:rPr>
-              <w:t xml:space="preserve"> TMI</w:t>
-            </w:r>
-          </w:p>
-        </w:tc>
-        <w:tc>
-          <w:tcPr>
-            <w:tcW w:w="1189" w:type="dxa"/>
-            <w:vAlign w:val="center"/>
-          </w:tcPr>
-          <w:p>
-            <w:pPr>
-              <w:spacing w:before="312"/>
-              <w:jc w:val="center"/>
-              <w:rPr>
-                <w:snapToGrid/>
-                <w:szCs w:val="22"/>
-              </w:rPr>
-            </w:pPr>
-            <w:r>
-              <w:rPr>
-                <w:rFonts w:hint="eastAsia"/>
-                <w:snapToGrid/>
-                <w:szCs w:val="22"/>
-              </w:rPr>
-              <w:t>7</w:t>
-            </w:r>
-          </w:p>
-        </w:tc>
-        <w:tc>
-          <w:tcPr>
-            <w:tcW w:w="1559" w:type="dxa"/>
-            <w:vAlign w:val="center"/>
-          </w:tcPr>
-          <w:p>
-            <w:pPr>
-              <w:spacing w:before="312"/>
-              <w:jc w:val="center"/>
-              <w:rPr>
-                <w:snapToGrid/>
-                <w:szCs w:val="22"/>
-              </w:rPr>
-            </w:pPr>
-            <w:r>
-              <w:rPr>
-                <w:snapToGrid/>
-                <w:szCs w:val="22"/>
-              </w:rPr>
-              <w:t>0-4</w:t>
-            </w:r>
-          </w:p>
-        </w:tc>
-        <w:tc>
-          <w:tcPr>
-            <w:tcW w:w="1418" w:type="dxa"/>
-            <w:vAlign w:val="center"/>
-          </w:tcPr>
-          <w:p>
-            <w:pPr>
-              <w:spacing w:before="312"/>
-              <w:jc w:val="center"/>
-              <w:rPr>
-                <w:snapToGrid/>
-                <w:szCs w:val="22"/>
-              </w:rPr>
-            </w:pPr>
-            <w:r>
-              <w:rPr>
-                <w:rFonts w:hint="eastAsia"/>
-                <w:snapToGrid/>
-                <w:szCs w:val="22"/>
-              </w:rPr>
-              <w:t>5</w:t>
-            </w:r>
-          </w:p>
-        </w:tc>
-        <w:tc>
-          <w:tcPr>
-            <w:tcW w:w="2347" w:type="dxa"/>
-            <w:vAlign w:val="center"/>
-          </w:tcPr>
-          <w:p>
-            <w:pPr>
-              <w:spacing w:before="312"/>
-              <w:ind w:firstLine="420" w:firstLineChars="200"/>
-              <w:jc w:val="center"/>
-              <w:rPr>
-                <w:snapToGrid/>
-                <w:szCs w:val="22"/>
-              </w:rPr>
-            </w:pPr>
-          </w:p>
-        </w:tc>
-      </w:tr>
-      <w:tr>
-        <w:tblPrEx>
-          <w:tblBorders>
-            <w:top w:val="single" w:color="auto" w:sz="4" w:space="0"/>
-            <w:left w:val="single" w:color="auto" w:sz="4" w:space="0"/>
-            <w:bottom w:val="single" w:color="auto" w:sz="4" w:space="0"/>
-            <w:right w:val="single" w:color="auto" w:sz="4" w:space="0"/>
-            <w:insideH w:val="single" w:color="auto" w:sz="4" w:space="0"/>
-            <w:insideV w:val="single" w:color="auto" w:sz="4" w:space="0"/>
-          </w:tblBorders>
-          <w:tblCellMar>
-            <w:top w:w="0" w:type="dxa"/>
-            <w:left w:w="108" w:type="dxa"/>
-            <w:bottom w:w="0" w:type="dxa"/>
-            <w:right w:w="108" w:type="dxa"/>
-          </w:tblCellMar>
-        </w:tblPrEx>
-        <w:tc>
-          <w:tcPr>
-            <w:tcW w:w="1783" w:type="dxa"/>
-            <w:vAlign w:val="center"/>
-          </w:tcPr>
-          <w:p>
-            <w:pPr>
-              <w:spacing w:before="312"/>
-              <w:jc w:val="center"/>
-              <w:rPr>
-                <w:snapToGrid/>
-                <w:szCs w:val="22"/>
-              </w:rPr>
-            </w:pPr>
-            <w:r>
-              <w:rPr>
-                <w:rFonts w:hint="eastAsia"/>
-                <w:snapToGrid/>
-                <w:szCs w:val="22"/>
-              </w:rPr>
-              <w:t>站点0</w:t>
-            </w:r>
-            <w:r>
-              <w:rPr>
-                <w:snapToGrid/>
-                <w:szCs w:val="22"/>
-              </w:rPr>
-              <w:t xml:space="preserve"> </w:t>
-            </w:r>
-            <w:r>
-              <w:rPr>
-                <w:rFonts w:hint="eastAsia"/>
-                <w:snapToGrid/>
-                <w:szCs w:val="22"/>
-              </w:rPr>
-              <w:t>物理块数</w:t>
-            </w:r>
-          </w:p>
-        </w:tc>
-        <w:tc>
-          <w:tcPr>
-            <w:tcW w:w="1189" w:type="dxa"/>
-            <w:vAlign w:val="center"/>
-          </w:tcPr>
-          <w:p>
-            <w:pPr>
-              <w:spacing w:before="312"/>
-              <w:jc w:val="center"/>
-              <w:rPr>
-                <w:snapToGrid/>
-                <w:szCs w:val="22"/>
-              </w:rPr>
-            </w:pPr>
-            <w:r>
-              <w:rPr>
-                <w:rFonts w:hint="eastAsia"/>
-                <w:snapToGrid/>
-                <w:szCs w:val="22"/>
-              </w:rPr>
-              <w:t>7</w:t>
-            </w:r>
-          </w:p>
-        </w:tc>
-        <w:tc>
-          <w:tcPr>
-            <w:tcW w:w="1559" w:type="dxa"/>
-            <w:vAlign w:val="center"/>
-          </w:tcPr>
-          <w:p>
-            <w:pPr>
-              <w:spacing w:before="312"/>
-              <w:jc w:val="center"/>
-              <w:rPr>
-                <w:snapToGrid/>
-                <w:szCs w:val="22"/>
-              </w:rPr>
-            </w:pPr>
-            <w:r>
-              <w:rPr>
-                <w:snapToGrid/>
-                <w:szCs w:val="22"/>
-              </w:rPr>
-              <w:t>5-7</w:t>
-            </w:r>
-          </w:p>
-        </w:tc>
-        <w:tc>
-          <w:tcPr>
-            <w:tcW w:w="1418" w:type="dxa"/>
-            <w:vAlign w:val="center"/>
-          </w:tcPr>
-          <w:p>
-            <w:pPr>
-              <w:spacing w:before="312"/>
-              <w:jc w:val="center"/>
-              <w:rPr>
-                <w:snapToGrid/>
-                <w:szCs w:val="22"/>
-              </w:rPr>
-            </w:pPr>
-            <w:r>
-              <w:rPr>
-                <w:rFonts w:hint="eastAsia"/>
-                <w:snapToGrid/>
-                <w:szCs w:val="22"/>
-              </w:rPr>
-              <w:t>3</w:t>
-            </w:r>
-          </w:p>
-        </w:tc>
-        <w:tc>
-          <w:tcPr>
-            <w:tcW w:w="2347" w:type="dxa"/>
-            <w:vAlign w:val="center"/>
-          </w:tcPr>
-          <w:p>
-            <w:pPr>
-              <w:spacing w:before="312"/>
-              <w:ind w:firstLine="420" w:firstLineChars="200"/>
-              <w:jc w:val="center"/>
-              <w:rPr>
-                <w:snapToGrid/>
-                <w:szCs w:val="22"/>
-              </w:rPr>
-            </w:pPr>
-          </w:p>
-        </w:tc>
-      </w:tr>
-      <w:tr>
-        <w:tblPrEx>
-          <w:tblBorders>
-            <w:top w:val="single" w:color="auto" w:sz="4" w:space="0"/>
-            <w:left w:val="single" w:color="auto" w:sz="4" w:space="0"/>
-            <w:bottom w:val="single" w:color="auto" w:sz="4" w:space="0"/>
-            <w:right w:val="single" w:color="auto" w:sz="4" w:space="0"/>
-            <w:insideH w:val="single" w:color="auto" w:sz="4" w:space="0"/>
-            <w:insideV w:val="single" w:color="auto" w:sz="4" w:space="0"/>
-          </w:tblBorders>
-          <w:tblCellMar>
-            <w:top w:w="0" w:type="dxa"/>
-            <w:left w:w="108" w:type="dxa"/>
-            <w:bottom w:w="0" w:type="dxa"/>
-            <w:right w:w="108" w:type="dxa"/>
-          </w:tblCellMar>
-        </w:tblPrEx>
-        <w:tc>
-          <w:tcPr>
-            <w:tcW w:w="1783" w:type="dxa"/>
-            <w:vMerge w:val="restart"/>
-            <w:vAlign w:val="center"/>
-          </w:tcPr>
-          <w:p>
-            <w:pPr>
-              <w:spacing w:before="312"/>
-              <w:jc w:val="center"/>
-              <w:rPr>
-                <w:snapToGrid/>
-                <w:szCs w:val="22"/>
-              </w:rPr>
-            </w:pPr>
-            <w:r>
-              <w:rPr>
-                <w:rFonts w:hint="eastAsia"/>
-                <w:snapToGrid/>
-                <w:szCs w:val="22"/>
-              </w:rPr>
-              <w:t>站点1</w:t>
-            </w:r>
-            <w:r>
-              <w:rPr>
-                <w:snapToGrid/>
-                <w:szCs w:val="22"/>
-              </w:rPr>
-              <w:t xml:space="preserve"> TEI</w:t>
-            </w:r>
-          </w:p>
-        </w:tc>
-        <w:tc>
-          <w:tcPr>
-            <w:tcW w:w="1189" w:type="dxa"/>
-            <w:vAlign w:val="center"/>
-          </w:tcPr>
-          <w:p>
-            <w:pPr>
-              <w:spacing w:before="312"/>
-              <w:jc w:val="center"/>
-              <w:rPr>
-                <w:snapToGrid/>
-                <w:szCs w:val="22"/>
-              </w:rPr>
-            </w:pPr>
-            <w:r>
-              <w:rPr>
-                <w:rFonts w:hint="eastAsia"/>
-                <w:snapToGrid/>
-                <w:szCs w:val="22"/>
-              </w:rPr>
-              <w:t>8</w:t>
-            </w:r>
-          </w:p>
-        </w:tc>
-        <w:tc>
-          <w:tcPr>
-            <w:tcW w:w="1559" w:type="dxa"/>
-            <w:vAlign w:val="center"/>
-          </w:tcPr>
-          <w:p>
-            <w:pPr>
-              <w:spacing w:before="312"/>
-              <w:jc w:val="center"/>
-              <w:rPr>
-                <w:snapToGrid/>
-                <w:szCs w:val="22"/>
-              </w:rPr>
-            </w:pPr>
-            <w:r>
-              <w:rPr>
-                <w:snapToGrid/>
-                <w:szCs w:val="22"/>
-              </w:rPr>
-              <w:t>0-7</w:t>
-            </w:r>
-          </w:p>
-        </w:tc>
-        <w:tc>
-          <w:tcPr>
-            <w:tcW w:w="1418" w:type="dxa"/>
-            <w:vMerge w:val="restart"/>
-            <w:vAlign w:val="center"/>
-          </w:tcPr>
-          <w:p>
-            <w:pPr>
-              <w:spacing w:before="312"/>
-              <w:jc w:val="center"/>
-              <w:rPr>
-                <w:snapToGrid/>
-                <w:szCs w:val="22"/>
-              </w:rPr>
-            </w:pPr>
-            <w:r>
-              <w:rPr>
-                <w:rFonts w:hint="eastAsia"/>
-                <w:snapToGrid/>
-                <w:szCs w:val="22"/>
-              </w:rPr>
-              <w:t>1</w:t>
-            </w:r>
-            <w:r>
-              <w:rPr>
-                <w:snapToGrid/>
-                <w:szCs w:val="22"/>
-              </w:rPr>
-              <w:t>2</w:t>
-            </w:r>
-          </w:p>
-        </w:tc>
-        <w:tc>
-          <w:tcPr>
-            <w:tcW w:w="2347" w:type="dxa"/>
-            <w:vAlign w:val="center"/>
-          </w:tcPr>
-          <w:p>
-            <w:pPr>
-              <w:spacing w:before="312"/>
-              <w:ind w:firstLine="420" w:firstLineChars="200"/>
-              <w:jc w:val="center"/>
-              <w:rPr>
-                <w:snapToGrid/>
-                <w:szCs w:val="22"/>
-              </w:rPr>
-            </w:pPr>
-          </w:p>
-        </w:tc>
-      </w:tr>
-      <w:tr>
-        <w:tblPrEx>
-          <w:tblBorders>
-            <w:top w:val="single" w:color="auto" w:sz="4" w:space="0"/>
-            <w:left w:val="single" w:color="auto" w:sz="4" w:space="0"/>
-            <w:bottom w:val="single" w:color="auto" w:sz="4" w:space="0"/>
-            <w:right w:val="single" w:color="auto" w:sz="4" w:space="0"/>
-            <w:insideH w:val="single" w:color="auto" w:sz="4" w:space="0"/>
-            <w:insideV w:val="single" w:color="auto" w:sz="4" w:space="0"/>
-          </w:tblBorders>
-          <w:tblCellMar>
-            <w:top w:w="0" w:type="dxa"/>
-            <w:left w:w="108" w:type="dxa"/>
-            <w:bottom w:w="0" w:type="dxa"/>
-            <w:right w:w="108" w:type="dxa"/>
-          </w:tblCellMar>
-        </w:tblPrEx>
-        <w:tc>
-          <w:tcPr>
-            <w:tcW w:w="1783" w:type="dxa"/>
-            <w:vMerge w:val="continue"/>
-            <w:vAlign w:val="center"/>
-          </w:tcPr>
-          <w:p>
-            <w:pPr>
-              <w:spacing w:before="312"/>
-              <w:ind w:firstLine="420" w:firstLineChars="200"/>
-              <w:jc w:val="center"/>
-              <w:rPr>
-                <w:snapToGrid/>
-                <w:szCs w:val="22"/>
-              </w:rPr>
-            </w:pPr>
-          </w:p>
-        </w:tc>
-        <w:tc>
-          <w:tcPr>
-            <w:tcW w:w="1189" w:type="dxa"/>
-            <w:vAlign w:val="center"/>
-          </w:tcPr>
-          <w:p>
-            <w:pPr>
-              <w:spacing w:before="312"/>
-              <w:jc w:val="center"/>
-              <w:rPr>
-                <w:snapToGrid/>
-                <w:szCs w:val="22"/>
-              </w:rPr>
-            </w:pPr>
-            <w:r>
-              <w:rPr>
-                <w:rFonts w:hint="eastAsia"/>
-                <w:snapToGrid/>
-                <w:szCs w:val="22"/>
-              </w:rPr>
-              <w:t>9</w:t>
-            </w:r>
-          </w:p>
-        </w:tc>
-        <w:tc>
-          <w:tcPr>
-            <w:tcW w:w="1559" w:type="dxa"/>
-            <w:vAlign w:val="center"/>
-          </w:tcPr>
-          <w:p>
-            <w:pPr>
-              <w:spacing w:before="312"/>
-              <w:jc w:val="center"/>
-              <w:rPr>
-                <w:snapToGrid/>
-                <w:szCs w:val="22"/>
-              </w:rPr>
-            </w:pPr>
-            <w:r>
-              <w:rPr>
-                <w:rFonts w:hint="eastAsia"/>
-                <w:snapToGrid/>
-                <w:szCs w:val="22"/>
-              </w:rPr>
-              <w:t>0</w:t>
-            </w:r>
-            <w:r>
-              <w:rPr>
-                <w:snapToGrid/>
-                <w:szCs w:val="22"/>
-              </w:rPr>
-              <w:t>-3</w:t>
-            </w:r>
-          </w:p>
-        </w:tc>
-        <w:tc>
-          <w:tcPr>
-            <w:tcW w:w="1418" w:type="dxa"/>
-            <w:vMerge w:val="continue"/>
-            <w:vAlign w:val="center"/>
-          </w:tcPr>
-          <w:p>
-            <w:pPr>
-              <w:spacing w:before="312"/>
-              <w:ind w:firstLine="420" w:firstLineChars="200"/>
-              <w:jc w:val="center"/>
-              <w:rPr>
-                <w:snapToGrid/>
-                <w:szCs w:val="22"/>
-              </w:rPr>
-            </w:pPr>
-          </w:p>
-        </w:tc>
-        <w:tc>
-          <w:tcPr>
-            <w:tcW w:w="2347" w:type="dxa"/>
-            <w:vAlign w:val="center"/>
-          </w:tcPr>
-          <w:p>
-            <w:pPr>
-              <w:spacing w:before="312"/>
-              <w:ind w:firstLine="420" w:firstLineChars="200"/>
-              <w:jc w:val="center"/>
-              <w:rPr>
-                <w:snapToGrid/>
-                <w:szCs w:val="22"/>
-              </w:rPr>
-            </w:pPr>
-          </w:p>
-        </w:tc>
-      </w:tr>
-      <w:tr>
-        <w:tblPrEx>
-          <w:tblBorders>
-            <w:top w:val="single" w:color="auto" w:sz="4" w:space="0"/>
-            <w:left w:val="single" w:color="auto" w:sz="4" w:space="0"/>
-            <w:bottom w:val="single" w:color="auto" w:sz="4" w:space="0"/>
-            <w:right w:val="single" w:color="auto" w:sz="4" w:space="0"/>
-            <w:insideH w:val="single" w:color="auto" w:sz="4" w:space="0"/>
-            <w:insideV w:val="single" w:color="auto" w:sz="4" w:space="0"/>
-          </w:tblBorders>
-          <w:tblCellMar>
-            <w:top w:w="0" w:type="dxa"/>
-            <w:left w:w="108" w:type="dxa"/>
-            <w:bottom w:w="0" w:type="dxa"/>
-            <w:right w:w="108" w:type="dxa"/>
-          </w:tblCellMar>
-        </w:tblPrEx>
-        <w:tc>
-          <w:tcPr>
-            <w:tcW w:w="1783" w:type="dxa"/>
-            <w:vAlign w:val="center"/>
-          </w:tcPr>
-          <w:p>
-            <w:pPr>
-              <w:spacing w:before="312"/>
-              <w:jc w:val="center"/>
-              <w:rPr>
-                <w:snapToGrid/>
-                <w:szCs w:val="22"/>
-              </w:rPr>
-            </w:pPr>
-            <w:r>
-              <w:rPr>
-                <w:rFonts w:hint="eastAsia"/>
-                <w:snapToGrid/>
-                <w:szCs w:val="22"/>
-              </w:rPr>
-              <w:t>站点1</w:t>
-            </w:r>
-            <w:r>
-              <w:rPr>
-                <w:snapToGrid/>
-                <w:szCs w:val="22"/>
-              </w:rPr>
-              <w:t xml:space="preserve"> RU</w:t>
-            </w:r>
-          </w:p>
-        </w:tc>
-        <w:tc>
-          <w:tcPr>
-            <w:tcW w:w="1189" w:type="dxa"/>
-            <w:vAlign w:val="center"/>
-          </w:tcPr>
-          <w:p>
-            <w:pPr>
-              <w:widowControl/>
-              <w:autoSpaceDE/>
-              <w:autoSpaceDN/>
-              <w:adjustRightInd/>
-              <w:spacing w:before="312" w:line="240" w:lineRule="auto"/>
-              <w:jc w:val="center"/>
-              <w:rPr>
-                <w:snapToGrid/>
-                <w:szCs w:val="22"/>
-              </w:rPr>
-            </w:pPr>
-            <w:r>
-              <w:rPr>
-                <w:rFonts w:hint="eastAsia"/>
-                <w:snapToGrid/>
-                <w:szCs w:val="22"/>
-              </w:rPr>
-              <w:t>9</w:t>
-            </w:r>
-          </w:p>
-        </w:tc>
-        <w:tc>
-          <w:tcPr>
-            <w:tcW w:w="1559" w:type="dxa"/>
-            <w:vAlign w:val="center"/>
-          </w:tcPr>
-          <w:p>
-            <w:pPr>
-              <w:widowControl/>
-              <w:autoSpaceDE/>
-              <w:autoSpaceDN/>
-              <w:adjustRightInd/>
-              <w:spacing w:before="312" w:line="240" w:lineRule="auto"/>
-              <w:jc w:val="center"/>
-              <w:rPr>
-                <w:snapToGrid/>
-                <w:szCs w:val="22"/>
-              </w:rPr>
-            </w:pPr>
-            <w:r>
-              <w:rPr>
-                <w:snapToGrid/>
-                <w:szCs w:val="22"/>
-              </w:rPr>
-              <w:t>4-7</w:t>
-            </w:r>
-          </w:p>
-        </w:tc>
-        <w:tc>
-          <w:tcPr>
-            <w:tcW w:w="1418" w:type="dxa"/>
-            <w:vAlign w:val="center"/>
-          </w:tcPr>
-          <w:p>
-            <w:pPr>
-              <w:widowControl/>
-              <w:autoSpaceDE/>
-              <w:autoSpaceDN/>
-              <w:adjustRightInd/>
-              <w:spacing w:before="312" w:line="240" w:lineRule="auto"/>
-              <w:jc w:val="center"/>
-              <w:rPr>
-                <w:snapToGrid/>
-                <w:szCs w:val="22"/>
-              </w:rPr>
-            </w:pPr>
-            <w:r>
-              <w:rPr>
-                <w:rFonts w:hint="eastAsia"/>
-                <w:snapToGrid/>
-                <w:szCs w:val="22"/>
-              </w:rPr>
-              <w:t>4</w:t>
-            </w:r>
-          </w:p>
-        </w:tc>
-        <w:tc>
-          <w:tcPr>
-            <w:tcW w:w="2347" w:type="dxa"/>
-            <w:vAlign w:val="center"/>
-          </w:tcPr>
-          <w:p>
-            <w:pPr>
-              <w:spacing w:before="312"/>
-              <w:ind w:firstLine="420" w:firstLineChars="200"/>
-              <w:jc w:val="center"/>
-              <w:rPr>
-                <w:snapToGrid/>
-                <w:szCs w:val="22"/>
-              </w:rPr>
-            </w:pPr>
-          </w:p>
-        </w:tc>
-      </w:tr>
-      <w:tr>
-        <w:tblPrEx>
-          <w:tblBorders>
-            <w:top w:val="single" w:color="auto" w:sz="4" w:space="0"/>
-            <w:left w:val="single" w:color="auto" w:sz="4" w:space="0"/>
-            <w:bottom w:val="single" w:color="auto" w:sz="4" w:space="0"/>
-            <w:right w:val="single" w:color="auto" w:sz="4" w:space="0"/>
-            <w:insideH w:val="single" w:color="auto" w:sz="4" w:space="0"/>
-            <w:insideV w:val="single" w:color="auto" w:sz="4" w:space="0"/>
-          </w:tblBorders>
-          <w:tblCellMar>
-            <w:top w:w="0" w:type="dxa"/>
-            <w:left w:w="108" w:type="dxa"/>
-            <w:bottom w:w="0" w:type="dxa"/>
-            <w:right w:w="108" w:type="dxa"/>
-          </w:tblCellMar>
-        </w:tblPrEx>
-        <w:tc>
-          <w:tcPr>
-            <w:tcW w:w="1783" w:type="dxa"/>
-            <w:vAlign w:val="center"/>
-          </w:tcPr>
-          <w:p>
-            <w:pPr>
-              <w:spacing w:before="312"/>
-              <w:jc w:val="center"/>
-              <w:rPr>
-                <w:snapToGrid/>
-                <w:szCs w:val="22"/>
-              </w:rPr>
-            </w:pPr>
-            <w:r>
-              <w:rPr>
-                <w:rFonts w:hint="eastAsia"/>
-                <w:snapToGrid/>
-                <w:szCs w:val="22"/>
-              </w:rPr>
-              <w:t>站点1</w:t>
-            </w:r>
-            <w:r>
-              <w:rPr>
-                <w:snapToGrid/>
-                <w:szCs w:val="22"/>
-              </w:rPr>
-              <w:t xml:space="preserve"> TMI</w:t>
-            </w:r>
-          </w:p>
-        </w:tc>
-        <w:tc>
-          <w:tcPr>
-            <w:tcW w:w="1189" w:type="dxa"/>
-            <w:vAlign w:val="center"/>
-          </w:tcPr>
-          <w:p>
-            <w:pPr>
-              <w:spacing w:before="312"/>
-              <w:jc w:val="center"/>
-              <w:rPr>
-                <w:snapToGrid/>
-                <w:szCs w:val="22"/>
-              </w:rPr>
-            </w:pPr>
-            <w:r>
-              <w:rPr>
-                <w:rFonts w:hint="eastAsia"/>
-                <w:snapToGrid/>
-                <w:szCs w:val="22"/>
-              </w:rPr>
-              <w:t>1</w:t>
-            </w:r>
-            <w:r>
-              <w:rPr>
-                <w:snapToGrid/>
-                <w:szCs w:val="22"/>
-              </w:rPr>
-              <w:t>0</w:t>
-            </w:r>
-          </w:p>
-        </w:tc>
-        <w:tc>
-          <w:tcPr>
-            <w:tcW w:w="1559" w:type="dxa"/>
-            <w:vAlign w:val="center"/>
-          </w:tcPr>
-          <w:p>
-            <w:pPr>
-              <w:spacing w:before="312"/>
-              <w:jc w:val="center"/>
-              <w:rPr>
-                <w:snapToGrid/>
-                <w:szCs w:val="22"/>
-              </w:rPr>
-            </w:pPr>
-            <w:r>
-              <w:rPr>
-                <w:rFonts w:hint="eastAsia"/>
-                <w:snapToGrid/>
-                <w:szCs w:val="22"/>
-              </w:rPr>
-              <w:t>0</w:t>
-            </w:r>
-            <w:r>
-              <w:rPr>
-                <w:snapToGrid/>
-                <w:szCs w:val="22"/>
-              </w:rPr>
-              <w:t>-4</w:t>
-            </w:r>
-          </w:p>
-        </w:tc>
-        <w:tc>
-          <w:tcPr>
-            <w:tcW w:w="1418" w:type="dxa"/>
-            <w:vAlign w:val="center"/>
-          </w:tcPr>
-          <w:p>
-            <w:pPr>
-              <w:spacing w:before="312"/>
-              <w:jc w:val="center"/>
-              <w:rPr>
-                <w:snapToGrid/>
-                <w:szCs w:val="22"/>
-              </w:rPr>
-            </w:pPr>
-            <w:r>
-              <w:rPr>
-                <w:rFonts w:hint="eastAsia"/>
-                <w:snapToGrid/>
-                <w:szCs w:val="22"/>
-              </w:rPr>
-              <w:t>5</w:t>
-            </w:r>
-          </w:p>
-        </w:tc>
-        <w:tc>
-          <w:tcPr>
-            <w:tcW w:w="2347" w:type="dxa"/>
-            <w:vAlign w:val="center"/>
-          </w:tcPr>
-          <w:p>
-            <w:pPr>
-              <w:spacing w:before="312"/>
-              <w:ind w:firstLine="420" w:firstLineChars="200"/>
-              <w:jc w:val="center"/>
-              <w:rPr>
-                <w:snapToGrid/>
-                <w:szCs w:val="22"/>
-              </w:rPr>
-            </w:pPr>
-          </w:p>
-        </w:tc>
-      </w:tr>
-      <w:tr>
-        <w:tblPrEx>
-          <w:tblBorders>
-            <w:top w:val="single" w:color="auto" w:sz="4" w:space="0"/>
-            <w:left w:val="single" w:color="auto" w:sz="4" w:space="0"/>
-            <w:bottom w:val="single" w:color="auto" w:sz="4" w:space="0"/>
-            <w:right w:val="single" w:color="auto" w:sz="4" w:space="0"/>
-            <w:insideH w:val="single" w:color="auto" w:sz="4" w:space="0"/>
-            <w:insideV w:val="single" w:color="auto" w:sz="4" w:space="0"/>
-          </w:tblBorders>
-          <w:tblCellMar>
-            <w:top w:w="0" w:type="dxa"/>
-            <w:left w:w="108" w:type="dxa"/>
-            <w:bottom w:w="0" w:type="dxa"/>
-            <w:right w:w="108" w:type="dxa"/>
-          </w:tblCellMar>
-        </w:tblPrEx>
-        <w:tc>
-          <w:tcPr>
-            <w:tcW w:w="1783" w:type="dxa"/>
-            <w:vAlign w:val="center"/>
-          </w:tcPr>
-          <w:p>
-            <w:pPr>
-              <w:spacing w:before="312"/>
-              <w:jc w:val="center"/>
-              <w:rPr>
-                <w:snapToGrid/>
-                <w:szCs w:val="22"/>
-              </w:rPr>
-            </w:pPr>
-            <w:r>
-              <w:rPr>
-                <w:rFonts w:hint="eastAsia"/>
-                <w:snapToGrid/>
-                <w:szCs w:val="22"/>
-              </w:rPr>
-              <w:t>站点1</w:t>
-            </w:r>
-            <w:r>
-              <w:rPr>
-                <w:snapToGrid/>
-                <w:szCs w:val="22"/>
-              </w:rPr>
-              <w:t xml:space="preserve"> </w:t>
-            </w:r>
-            <w:r>
-              <w:rPr>
-                <w:rFonts w:hint="eastAsia"/>
-                <w:snapToGrid/>
-                <w:szCs w:val="22"/>
-              </w:rPr>
-              <w:t>物理块数</w:t>
-            </w:r>
-          </w:p>
-        </w:tc>
-        <w:tc>
-          <w:tcPr>
-            <w:tcW w:w="1189" w:type="dxa"/>
-            <w:vAlign w:val="center"/>
-          </w:tcPr>
-          <w:p>
-            <w:pPr>
-              <w:spacing w:before="312"/>
-              <w:jc w:val="center"/>
-              <w:rPr>
-                <w:snapToGrid/>
-                <w:szCs w:val="22"/>
-              </w:rPr>
-            </w:pPr>
-            <w:r>
-              <w:rPr>
-                <w:rFonts w:hint="eastAsia"/>
-                <w:snapToGrid/>
-                <w:szCs w:val="22"/>
-              </w:rPr>
-              <w:t>1</w:t>
-            </w:r>
-            <w:r>
-              <w:rPr>
-                <w:snapToGrid/>
-                <w:szCs w:val="22"/>
-              </w:rPr>
-              <w:t>0</w:t>
-            </w:r>
-          </w:p>
-        </w:tc>
-        <w:tc>
-          <w:tcPr>
-            <w:tcW w:w="1559" w:type="dxa"/>
-            <w:vAlign w:val="center"/>
-          </w:tcPr>
-          <w:p>
-            <w:pPr>
-              <w:spacing w:before="312"/>
-              <w:jc w:val="center"/>
-              <w:rPr>
-                <w:snapToGrid/>
-                <w:szCs w:val="22"/>
-              </w:rPr>
-            </w:pPr>
-            <w:r>
-              <w:rPr>
-                <w:rFonts w:hint="eastAsia"/>
-                <w:snapToGrid/>
-                <w:szCs w:val="22"/>
-              </w:rPr>
-              <w:t>5</w:t>
-            </w:r>
-            <w:r>
-              <w:rPr>
-                <w:snapToGrid/>
-                <w:szCs w:val="22"/>
-              </w:rPr>
-              <w:t>-7</w:t>
-            </w:r>
-          </w:p>
-        </w:tc>
-        <w:tc>
-          <w:tcPr>
-            <w:tcW w:w="1418" w:type="dxa"/>
-            <w:vAlign w:val="center"/>
-          </w:tcPr>
-          <w:p>
-            <w:pPr>
-              <w:spacing w:before="312"/>
-              <w:jc w:val="center"/>
-              <w:rPr>
-                <w:snapToGrid/>
-                <w:szCs w:val="22"/>
-              </w:rPr>
-            </w:pPr>
-            <w:r>
-              <w:rPr>
-                <w:rFonts w:hint="eastAsia"/>
-                <w:snapToGrid/>
-                <w:szCs w:val="22"/>
-              </w:rPr>
-              <w:t>3</w:t>
-            </w:r>
-          </w:p>
-        </w:tc>
-        <w:tc>
-          <w:tcPr>
-            <w:tcW w:w="2347" w:type="dxa"/>
-            <w:vAlign w:val="center"/>
-          </w:tcPr>
-          <w:p>
-            <w:pPr>
-              <w:spacing w:before="312"/>
-              <w:ind w:firstLine="420" w:firstLineChars="200"/>
-              <w:jc w:val="center"/>
-              <w:rPr>
-                <w:snapToGrid/>
-                <w:szCs w:val="22"/>
-              </w:rPr>
-            </w:pPr>
-          </w:p>
-        </w:tc>
-      </w:tr>
-      <w:tr>
-        <w:tblPrEx>
-          <w:tblBorders>
-            <w:top w:val="single" w:color="auto" w:sz="4" w:space="0"/>
-            <w:left w:val="single" w:color="auto" w:sz="4" w:space="0"/>
-            <w:bottom w:val="single" w:color="auto" w:sz="4" w:space="0"/>
-            <w:right w:val="single" w:color="auto" w:sz="4" w:space="0"/>
-            <w:insideH w:val="single" w:color="auto" w:sz="4" w:space="0"/>
-            <w:insideV w:val="single" w:color="auto" w:sz="4" w:space="0"/>
-          </w:tblBorders>
-          <w:tblCellMar>
-            <w:top w:w="0" w:type="dxa"/>
-            <w:left w:w="108" w:type="dxa"/>
-            <w:bottom w:w="0" w:type="dxa"/>
-            <w:right w:w="108" w:type="dxa"/>
-          </w:tblCellMar>
-        </w:tblPrEx>
-        <w:tc>
-          <w:tcPr>
-            <w:tcW w:w="1783" w:type="dxa"/>
-            <w:vAlign w:val="center"/>
-          </w:tcPr>
-          <w:p>
-            <w:pPr>
-              <w:spacing w:before="312"/>
-              <w:ind w:firstLine="420" w:firstLineChars="200"/>
-              <w:jc w:val="center"/>
-              <w:rPr>
-                <w:snapToGrid/>
-                <w:szCs w:val="22"/>
-              </w:rPr>
-            </w:pPr>
-            <w:r>
-              <w:rPr>
-                <w:snapToGrid/>
-                <w:szCs w:val="22"/>
-              </w:rPr>
-              <w:t>…</w:t>
-            </w:r>
-          </w:p>
-        </w:tc>
-        <w:tc>
-          <w:tcPr>
-            <w:tcW w:w="1189" w:type="dxa"/>
-            <w:vAlign w:val="center"/>
-          </w:tcPr>
-          <w:p>
-            <w:pPr>
-              <w:spacing w:before="312"/>
-              <w:ind w:firstLine="420" w:firstLineChars="200"/>
-              <w:jc w:val="center"/>
-              <w:rPr>
-                <w:snapToGrid/>
-                <w:szCs w:val="22"/>
-              </w:rPr>
-            </w:pPr>
-          </w:p>
-        </w:tc>
-        <w:tc>
-          <w:tcPr>
-            <w:tcW w:w="1559" w:type="dxa"/>
-            <w:vAlign w:val="center"/>
-          </w:tcPr>
-          <w:p>
-            <w:pPr>
-              <w:spacing w:before="312"/>
-              <w:ind w:firstLine="420" w:firstLineChars="200"/>
-              <w:jc w:val="center"/>
-              <w:rPr>
-                <w:snapToGrid/>
-                <w:szCs w:val="22"/>
-              </w:rPr>
-            </w:pPr>
-          </w:p>
-        </w:tc>
-        <w:tc>
-          <w:tcPr>
-            <w:tcW w:w="1418" w:type="dxa"/>
-            <w:vAlign w:val="center"/>
-          </w:tcPr>
-          <w:p>
-            <w:pPr>
-              <w:spacing w:before="312"/>
-              <w:ind w:firstLine="420" w:firstLineChars="200"/>
-              <w:jc w:val="center"/>
-              <w:rPr>
-                <w:snapToGrid/>
-                <w:szCs w:val="22"/>
-              </w:rPr>
-            </w:pPr>
-          </w:p>
-        </w:tc>
-        <w:tc>
-          <w:tcPr>
-            <w:tcW w:w="2347" w:type="dxa"/>
-            <w:vAlign w:val="center"/>
-          </w:tcPr>
-          <w:p>
-            <w:pPr>
-              <w:spacing w:before="312"/>
-              <w:ind w:firstLine="420" w:firstLineChars="200"/>
-              <w:jc w:val="center"/>
-              <w:rPr>
-                <w:snapToGrid/>
-                <w:szCs w:val="22"/>
-              </w:rPr>
-            </w:pPr>
-          </w:p>
-        </w:tc>
-      </w:tr>
-    </w:tbl>
     <w:p>
       <w:pPr>
         <w:widowControl/>
@@ -9570,6 +7174,8 @@
           <w:szCs w:val="22"/>
         </w:rPr>
       </w:pPr>
+      <w:bookmarkStart w:id="8" w:name="_GoBack"/>
+      <w:bookmarkEnd w:id="8"/>
       <w:r>
         <w:rPr>
           <w:rFonts w:hint="eastAsia"/>
@@ -10520,7 +8126,6 @@
         <w:spacing w:line="240" w:lineRule="auto"/>
         <w:jc w:val="both"/>
         <w:rPr>
-          <w:rFonts w:hint="eastAsia"/>
           <w:snapToGrid/>
           <w:szCs w:val="22"/>
         </w:rPr>
@@ -10554,38 +8159,12 @@
         <w:autoSpaceDN/>
         <w:adjustRightInd/>
         <w:spacing w:line="240" w:lineRule="auto"/>
-        <w:ind w:firstLine="420" w:firstLineChars="200"/>
         <w:jc w:val="both"/>
         <w:rPr>
-          <w:rFonts w:hint="default" w:eastAsia="宋体"/>
-          <w:snapToGrid/>
-          <w:color w:val="FF0000"/>
-          <w:szCs w:val="22"/>
-          <w:lang w:val="en-US" w:eastAsia="zh-CN"/>
-        </w:rPr>
-      </w:pPr>
-      <w:r>
-        <w:rPr>
-          <w:rFonts w:hint="eastAsia"/>
-          <w:snapToGrid/>
-          <w:color w:val="FF0000"/>
-          <w:szCs w:val="22"/>
-          <w:lang w:val="en-US" w:eastAsia="zh-CN"/>
-        </w:rPr>
-        <w:t>注意：</w:t>
-      </w:r>
-      <w:bookmarkStart w:id="8" w:name="_GoBack"/>
-      <w:bookmarkEnd w:id="8"/>
-      <w:r>
-        <w:rPr>
-          <w:rFonts w:hint="eastAsia"/>
-          <w:snapToGrid/>
-          <w:color w:val="FF0000"/>
-          <w:szCs w:val="22"/>
-          <w:lang w:val="en-US" w:eastAsia="zh-CN"/>
-        </w:rPr>
-        <w:t>此时已经组网，即此测试模式与组网可共存。</w:t>
-      </w:r>
+          <w:snapToGrid/>
+          <w:szCs w:val="22"/>
+        </w:rPr>
+      </w:pPr>
     </w:p>
     <w:p>
       <w:pPr>
@@ -12346,17 +9925,7 @@
           <w:szCs w:val="22"/>
           <w:lang w:val="en-US" w:eastAsia="zh-CN"/>
         </w:rPr>
-        <w:t xml:space="preserve"> 此开关</w:t>
-      </w:r>
-      <w:r>
-        <w:rPr>
-          <w:rFonts w:hint="eastAsia"/>
-          <w:snapToGrid/>
-          <w:color w:val="FF0000"/>
-          <w:szCs w:val="22"/>
-          <w:lang w:val="en-US" w:eastAsia="zh-CN"/>
-        </w:rPr>
-        <w:t>应用层设置到网络层，网络层保存发送方式，在发送方式选择时使用，无需设置到MAC层。值得注意的是，此时已经组网，即此测试模式与组网可共存。</w:t>
+        <w:t xml:space="preserve"> 此开关应用层设置到网络层，网络层保存发送方式，在发送方式选择时使用，无需设置到MAC层。</w:t>
       </w:r>
     </w:p>
     <w:p>
@@ -16187,7 +13756,7 @@
         <a:sysClr val="windowText" lastClr="000000"/>
       </a:dk1>
       <a:lt1>
-        <a:sysClr val="window" lastClr="CCEDC7"/>
+        <a:sysClr val="window" lastClr="FFFFFF"/>
       </a:lt1>
       <a:dk2>
         <a:srgbClr val="1F497D"/>
